--- a/entregables/industria.docx
+++ b/entregables/industria.docx
@@ -39,7 +39,7 @@
           <w:color w:val="D91023"/>
           <w:sz w:val="48"/>
         </w:rPr>
-        <w:t>Industria (Desarrollo Humano)</w:t>
+        <w:t>Desarrollo Humano e Industrialización</w:t>
       </w:r>
     </w:p>
     <w:p>
@@ -63,7 +63,7 @@
           <w:color w:val="1A2238"/>
           <w:sz w:val="23"/>
         </w:rPr>
-        <w:t>Propuesta de la Comisión Temática "Industria (Desarrollo Humano)" del Plan Perú 2050 (CNPP / Colegio de Ingenieros del Perú), liderada por Rafael Budge. Parte de un diagnóstico crudo: el Perú es un país primario-exportador (64% minería), con 70% de informalidad laboral (12.6 millones de trabajadores informales), un segmento socioeconómico E de 10 millones de personas (6 millones niños) atrapado en pobreza, y un IDH de 0.762 (puesto 87). La tesis central es que "el crecimiento económico proyectado del Perú no alcanza ni alcanzará" y que la única salida es industrializarse en el sector metalmecánico, con diseño y tecnología propios. El plan articula dos brazos: (1) un programa de Desarrollo Humano a 30 años para el segmento E (alimentación, agua/desagüe, educación escolar y técnica, salud) con una inversión que escala desde ~US$ 7,000 millones hasta ~US$ 16,700 millones anuales; y (2) una estrategia de industrialización (acero, metalmecánica, petroquímica, nuevas ciudades industriales en Pisco y Chimbote) financiada en parte por la creación de una OPPC (Organización de Países Productores de Cobre) que cobraría un arancel adicional de US$ 7,700/t, generando US$ 18,736 millones adicionales para el Perú. La meta es multiplicar por 10 las exportaciones metalmecánicas (de US$ 712 MM a US$ 20,000 MM en 2035) y elevar las exportaciones totales de US$ 74,600 MM a US$ 131,700 MM con industria.</w:t>
+        <w:t>Proyecto nacional de largo plazo para transformar al Perú de país primario exportador a nación industrializada de primer orden, con erradicación estructural de la pobreza extrema (10 millones de peruanos del segmento E). Se estructura en tres pilares: Desarrollo Humano Integral, Industrialización Nacional y Financiamiento Estratégico mediante la OPPC (Organización de Países Productores de Cobre).</w:t>
       </w:r>
     </w:p>
     <w:p>
@@ -108,7 +108,7 @@
                 <w:color w:val="D91023"/>
                 <w:sz w:val="36"/>
               </w:rPr>
-              <w:t>23</w:t>
+              <w:t>24</w:t>
               <w:br/>
             </w:r>
             <w:r>
@@ -140,7 +140,7 @@
                 <w:color w:val="D91023"/>
                 <w:sz w:val="36"/>
               </w:rPr>
-              <w:t>8</w:t>
+              <w:t>3</w:t>
               <w:br/>
             </w:r>
             <w:r>
@@ -172,7 +172,7 @@
                 <w:color w:val="D91023"/>
                 <w:sz w:val="36"/>
               </w:rPr>
-              <w:t>9</w:t>
+              <w:t>3</w:t>
               <w:br/>
             </w:r>
             <w:r>
@@ -183,7 +183,7 @@
                 <w:color w:val="5D6B88"/>
                 <w:sz w:val="17"/>
               </w:rPr>
-              <w:t>Metas 2050</w:t>
+              <w:t>Objetivos</w:t>
             </w:r>
           </w:p>
         </w:tc>
@@ -204,7 +204,7 @@
                 <w:color w:val="D91023"/>
                 <w:sz w:val="36"/>
               </w:rPr>
-              <w:t>44%</w:t>
+              <w:t>1%</w:t>
               <w:br/>
             </w:r>
             <w:r>
@@ -230,7 +230,195 @@
           <w:color w:val="D91023"/>
           <w:sz w:val="26"/>
         </w:rPr>
-        <w:t>Visión 2050</w:t>
+        <w:t>Contenido</w:t>
+      </w:r>
+    </w:p>
+    <w:p>
+      <w:r>
+        <w:rPr>
+          <w:rFonts w:ascii="Calibri" w:hAnsi="Calibri"/>
+          <w:b/>
+          <w:i w:val="0"/>
+          <w:color w:val="D91023"/>
+          <w:sz w:val="20"/>
+        </w:rPr>
+        <w:t xml:space="preserve">I.  </w:t>
+      </w:r>
+      <w:r>
+        <w:rPr>
+          <w:rFonts w:ascii="Calibri" w:hAnsi="Calibri"/>
+          <w:b w:val="0"/>
+          <w:i w:val="0"/>
+          <w:color w:val="1A2238"/>
+          <w:sz w:val="20"/>
+        </w:rPr>
+        <w:t>Síntesis de la situación futura</w:t>
+      </w:r>
+    </w:p>
+    <w:p>
+      <w:r>
+        <w:rPr>
+          <w:rFonts w:ascii="Calibri" w:hAnsi="Calibri"/>
+          <w:b/>
+          <w:i w:val="0"/>
+          <w:color w:val="D91023"/>
+          <w:sz w:val="20"/>
+        </w:rPr>
+        <w:t xml:space="preserve">II.  </w:t>
+      </w:r>
+      <w:r>
+        <w:rPr>
+          <w:rFonts w:ascii="Calibri" w:hAnsi="Calibri"/>
+          <w:b w:val="0"/>
+          <w:i w:val="0"/>
+          <w:color w:val="1A2238"/>
+          <w:sz w:val="20"/>
+        </w:rPr>
+        <w:t>Síntesis de la situación actual</w:t>
+      </w:r>
+    </w:p>
+    <w:p>
+      <w:r>
+        <w:rPr>
+          <w:rFonts w:ascii="Calibri" w:hAnsi="Calibri"/>
+          <w:b/>
+          <w:i w:val="0"/>
+          <w:color w:val="D91023"/>
+          <w:sz w:val="20"/>
+        </w:rPr>
+        <w:t xml:space="preserve">III.  </w:t>
+      </w:r>
+      <w:r>
+        <w:rPr>
+          <w:rFonts w:ascii="Calibri" w:hAnsi="Calibri"/>
+          <w:b w:val="0"/>
+          <w:i w:val="0"/>
+          <w:color w:val="1A2238"/>
+          <w:sz w:val="20"/>
+        </w:rPr>
+        <w:t>Objetivos estratégicos</w:t>
+      </w:r>
+    </w:p>
+    <w:p>
+      <w:r>
+        <w:rPr>
+          <w:rFonts w:ascii="Calibri" w:hAnsi="Calibri"/>
+          <w:b/>
+          <w:i w:val="0"/>
+          <w:color w:val="D91023"/>
+          <w:sz w:val="20"/>
+        </w:rPr>
+        <w:t xml:space="preserve">IV.  </w:t>
+      </w:r>
+      <w:r>
+        <w:rPr>
+          <w:rFonts w:ascii="Calibri" w:hAnsi="Calibri"/>
+          <w:b w:val="0"/>
+          <w:i w:val="0"/>
+          <w:color w:val="1A2238"/>
+          <w:sz w:val="20"/>
+        </w:rPr>
+        <w:t>Acciones estratégicas</w:t>
+      </w:r>
+    </w:p>
+    <w:p>
+      <w:r>
+        <w:rPr>
+          <w:rFonts w:ascii="Calibri" w:hAnsi="Calibri"/>
+          <w:b/>
+          <w:i w:val="0"/>
+          <w:color w:val="D91023"/>
+          <w:sz w:val="20"/>
+        </w:rPr>
+        <w:t xml:space="preserve">V.  </w:t>
+      </w:r>
+      <w:r>
+        <w:rPr>
+          <w:rFonts w:ascii="Calibri" w:hAnsi="Calibri"/>
+          <w:b w:val="0"/>
+          <w:i w:val="0"/>
+          <w:color w:val="1A2238"/>
+          <w:sz w:val="20"/>
+        </w:rPr>
+        <w:t>Matriz resumen (indicadores)</w:t>
+      </w:r>
+    </w:p>
+    <w:p>
+      <w:r>
+        <w:rPr>
+          <w:rFonts w:ascii="Calibri" w:hAnsi="Calibri"/>
+          <w:b/>
+          <w:i w:val="0"/>
+          <w:color w:val="D91023"/>
+          <w:sz w:val="20"/>
+        </w:rPr>
+        <w:t xml:space="preserve">VI.  </w:t>
+      </w:r>
+      <w:r>
+        <w:rPr>
+          <w:rFonts w:ascii="Calibri" w:hAnsi="Calibri"/>
+          <w:b w:val="0"/>
+          <w:i w:val="0"/>
+          <w:color w:val="1A2238"/>
+          <w:sz w:val="20"/>
+        </w:rPr>
+        <w:t>Hitos de los primeros 100 días de Gobierno</w:t>
+      </w:r>
+    </w:p>
+    <w:p>
+      <w:r>
+        <w:rPr>
+          <w:rFonts w:ascii="Calibri" w:hAnsi="Calibri"/>
+          <w:b/>
+          <w:i w:val="0"/>
+          <w:color w:val="D91023"/>
+          <w:sz w:val="20"/>
+        </w:rPr>
+        <w:t xml:space="preserve">VII.  </w:t>
+      </w:r>
+      <w:r>
+        <w:rPr>
+          <w:rFonts w:ascii="Calibri" w:hAnsi="Calibri"/>
+          <w:b w:val="0"/>
+          <w:i w:val="0"/>
+          <w:color w:val="1A2238"/>
+          <w:sz w:val="20"/>
+        </w:rPr>
+        <w:t>Articulación con el Acuerdo Nacional y el PEDN al 2050</w:t>
+      </w:r>
+    </w:p>
+    <w:p>
+      <w:r>
+        <w:rPr>
+          <w:rFonts w:ascii="Calibri" w:hAnsi="Calibri"/>
+          <w:b/>
+          <w:i w:val="0"/>
+          <w:color w:val="D91023"/>
+          <w:sz w:val="20"/>
+        </w:rPr>
+        <w:t xml:space="preserve">VIII.  </w:t>
+      </w:r>
+      <w:r>
+        <w:rPr>
+          <w:rFonts w:ascii="Calibri" w:hAnsi="Calibri"/>
+          <w:b w:val="0"/>
+          <w:i w:val="0"/>
+          <w:color w:val="1A2238"/>
+          <w:sz w:val="20"/>
+        </w:rPr>
+        <w:t>Articulación con los Programas Presupuestales</w:t>
+      </w:r>
+    </w:p>
+    <w:p>
+      <w:r>
+        <w:rPr>
+          <w:rFonts w:ascii="Calibri" w:hAnsi="Calibri"/>
+          <w:b/>
+          <w:i w:val="0"/>
+          <w:color w:val="D91023"/>
+          <w:sz w:val="26"/>
+        </w:rPr>
+        <w:t>I · Síntesis de la situación futura</w:t>
       </w:r>
     </w:p>
     <w:p>
@@ -242,7 +430,7 @@
           <w:color w:val="1A2238"/>
           <w:sz w:val="21"/>
         </w:rPr>
-        <w:t>Un Perú industrializado en el sector metalmecánico, con diseños y tecnología propios, que deja de entregar a manos extranjeras lo que puede fabricar en casa, incorpora al sistema económico a los 12.6 millones de informales y al segmento E de 10 millones de personas mediante el desarrollo humano (alimentación, agua, educación, salud), y toma un papel activo en la economía mundial a través de exportaciones de productos industriales de primer orden y la creación de la OPPC (Organización de Países Productores de Cobre). "Los únicos que podemos cambiar el Perú somos nosotros": orgullo y sentido de propiedad.</w:t>
+        <w:t>Al 2050 el Perú no solo exporta tierra y minerales, sino que es una potencia industrial activa en la masa económica mundial que garantiza el bienestar absoluto de su población, con un crecimiento económico sostenido entre 5.1% y 6% que incorpora a todos los peruanos al sistema económico formal. Desarrollo Humano (Pilar 1): población infantil libre de anemia y limitaciones cognitivas; 100% de ciudadanos con acceso a agua y desagüe; sistema educativo de nivel mundial con colegios de primer nivel, escuelas técnicas especializadas y profesores formados en países más adelantados (Suecia, Finlandia, China); los niños del segmento E comen, se educan y tienen las mismas oportunidades de salud que los del segmento A/B. Industrialización Nacional (Pilar 2): consolidación de nuevas ciudades industriales (Pisco y Chimbote); el país fabrica sus propios barcos, trenes, tanques de combate y vehículos comerciales, sustituyendo importaciones y compitiendo globalmente, alcanzando US$ 20,000 millones en exportaciones metalmecánicas (frente a US$ 712 millones de 2024) e incorporando masivamente a las empresas informales como proveedores tercerizados. Financiamiento Estratégico (Pilar 3): el Perú lidera la OPPC, un bloque de 7 países que concentra el 63% de la producción mundial (14.4 millones de toneladas anuales) y 626 millones de personas, con un recaudo anual directo al Estado de US$ 18,736 millones provenientes de un impuesto/arancel a la exportación de cobre, suficiente para financiar todo el desarrollo social e industrial del país.</w:t>
       </w:r>
     </w:p>
     <w:p>
@@ -254,7 +442,7 @@
           <w:color w:val="D91023"/>
           <w:sz w:val="26"/>
         </w:rPr>
-        <w:t>Diagnóstico — brecha 2026</w:t>
+        <w:t>II · Síntesis de la situación actual</w:t>
       </w:r>
     </w:p>
     <w:p>
@@ -269,7 +457,7 @@
           <w:color w:val="1A2238"/>
           <w:sz w:val="21"/>
         </w:rPr>
-        <w:t>Informalidad del 70% de la PEA: 12'600,000 trabajadores informales sin incorporar al sistema (PEA 17.5 millones, solo 4 millones asalariados). Fuente INEI.</w:t>
+        <w:t>El Perú atraviesa una crisis de estancamiento productivo, desigualdad profunda y dependencia comercial; pese a un PBI de US$ 280,000 millones y exportaciones primarias, la riqueza no alcanza para desarrollar al país.</w:t>
       </w:r>
     </w:p>
     <w:p>
@@ -284,7 +472,7 @@
           <w:color w:val="1A2238"/>
           <w:sz w:val="21"/>
         </w:rPr>
-        <w:t>IDH de 0.762, puesto 87 a nivel mundial, muy por debajo de Francia (0.91, puesto 28), Italia, España y Chile (0.86, puesto 44). PBI per cápita de US$ 8,300 vs US$ 40,000 de Francia.</w:t>
+        <w:t>Desarrollo Humano (Pilar 1): 10 millones de peruanos en el segmento E (extrema pobreza), de los cuales 6 millones son niños.</w:t>
       </w:r>
     </w:p>
     <w:p>
@@ -299,7 +487,7 @@
           <w:color w:val="1A2238"/>
           <w:sz w:val="21"/>
         </w:rPr>
-        <w:t>Crecimiento del PBI per cápita del Perú (US$ 259/año promedio 2000-2023) por debajo del mundial (US$ 333/año). Fuente Banco Mundial.</w:t>
+        <w:t>Falla sanitaria y de infraestructura: 700,000 niños mayores de 3 años con anemia; 6.4 millones de personas sin desagüe y 3.3 millones sin agua.</w:t>
       </w:r>
     </w:p>
     <w:p>
@@ -314,7 +502,7 @@
           <w:color w:val="1A2238"/>
           <w:sz w:val="21"/>
         </w:rPr>
-        <w:t>Economía primario-exportadora y dependiente: 64% de exportaciones en minería, con concentración peligrosa en China (80% del cobre exportado va a China; exportaciones totales a China pasaron de US$ 5,400 MM en 2010 a US$ 25,200 MM en 2024).</w:t>
+        <w:t>Falla educativa: ratios alarmantes en universidades (23 alumnos por profesor en ciertas instituciones) que entregan títulos de baja calidad; en educación técnica metalmecánica, el 80% de los 400,000 alumnos deserta por falta de recursos para mantenerse.</w:t>
       </w:r>
     </w:p>
     <w:p>
@@ -329,7 +517,7 @@
           <w:color w:val="1A2238"/>
           <w:sz w:val="21"/>
         </w:rPr>
-        <w:t>Segmento E de 10'000,000 de personas atrapadas en pobreza (de las cuales 6'000,000 son niños), 30% de la población.</w:t>
+        <w:t>Industrialización (Pilar 2): desindustrialización y dependencia absoluta de inversiones y manufacturas extranjeras; la economía se basa en exportar productos mineros (64%) y agrícolas (17%), mientras la metalmecánica representa solo el 1% de las exportaciones.</w:t>
       </w:r>
     </w:p>
     <w:p>
@@ -344,7 +532,7 @@
           <w:color w:val="1A2238"/>
           <w:sz w:val="21"/>
         </w:rPr>
-        <w:t>3'300,000 personas sin acceso a agua (10% de la población) y 6'400,000 sin desagüe (20% de la población).</w:t>
+        <w:t>Caso de impacto: el Perú exporta 2.5 toneladas de concentrado de hierro a US$ 280 que, tras ser procesadas en Asia, regresan convertidas en una camioneta valorizada en US$ 28,000; la riqueza se queda en los países que transforman, no en los que venden tierra.</w:t>
       </w:r>
     </w:p>
     <w:p>
@@ -359,7 +547,7 @@
           <w:color w:val="1A2238"/>
           <w:sz w:val="21"/>
         </w:rPr>
-        <w:t>700,000 niños mayores de 3 años con anemia.</w:t>
+        <w:t>Dependencia comercial: el 80% de las exportaciones de cobre peruanas se dirigen a China, amarrando el futuro económico a un solo comprador.</w:t>
       </w:r>
     </w:p>
     <w:p>
@@ -374,7 +562,19 @@
           <w:color w:val="1A2238"/>
           <w:sz w:val="21"/>
         </w:rPr>
-        <w:t>De 520,000 nacimientos por año, 390,000 niños (75%) asisten a colegios públicos con carencias.</w:t>
+        <w:t>Financiamiento (Pilar 3): la recaudación fiscal total por minería (pequeña, mediana y grande) es de apenas US$ 5,000 millones, insuficiente para cubrir las brechas sociales.</w:t>
+      </w:r>
+    </w:p>
+    <w:p>
+      <w:r>
+        <w:rPr>
+          <w:rFonts w:ascii="Calibri" w:hAnsi="Calibri"/>
+          <w:b/>
+          <w:i w:val="0"/>
+          <w:color w:val="D91023"/>
+          <w:sz w:val="26"/>
+        </w:rPr>
+        <w:t>III · Objetivos estratégicos</w:t>
       </w:r>
     </w:p>
     <w:p>
@@ -389,7 +589,7 @@
           <w:color w:val="1A2238"/>
           <w:sz w:val="21"/>
         </w:rPr>
-        <w:t>Fuga de talento: 3'500,000 peruanos en el extranjero (2'800,000 en edad productiva); 600,000 emigraron solo en 2024. Costo educativo perdido del 75%: US$ 35,500 millones; aporte económico no realizado: US$ 39,200 millones.</w:t>
+        <w:t>OE1. Erradicar la pobreza extrema (Segmento E) mediante una inversión integral en el nuevo ciudadano peruano: nivelar las condiciones de vida suministrando alimentación desde la gestación, infraestructura sanitaria total, postas médicas equipadas y un sistema educativo con profesores formados en el primer mundo. Meta: 100% de cobertura en agua y desagüe, erradicación de la anemia infantil y construcción de 440 colegios y 28 escuelas técnicas anuales en la primera fase.</w:t>
       </w:r>
     </w:p>
     <w:p>
@@ -404,7 +604,7 @@
           <w:color w:val="1A2238"/>
           <w:sz w:val="21"/>
         </w:rPr>
-        <w:t>Riesgo de caída de la demanda de cobre: posibilidad de que disminuya en 25 años por reemplazos del cobre (hasta 75% más en 25 años) e interés en nuevos minerales y tierras raras (neodimio).</w:t>
+        <w:t>OE2. Desarrollar industrias metalmecánicas de primer orden con tecnología propia: crear plantas industriales, acerías y petroquímica para fabricar componentes complejos, barcos, trenes, blindados y vehículos orientados a la exportación regional y global. Meta: exportaciones metalmecánicas por US$ 20,000 millones hacia 2050, incorporando a la fuerza laboral informal (12,600,000 personas) mediante la tercerización de servicios industriales.</w:t>
       </w:r>
     </w:p>
     <w:p>
@@ -419,7 +619,19 @@
           <w:color w:val="1A2238"/>
           <w:sz w:val="21"/>
         </w:rPr>
-        <w:t>Bajo ratio de calidad académica universitaria: UCV 23/1 y San Marcos 15/1 vs Harvard 5/1.</w:t>
+        <w:t>OE3. Liderar la fijación de precios globales del cobre mediante la OPPC: unir a las naciones productoras para cobrar un arancel de salida de US$ 7,700 por tonelada de cobre que ingrese directamente al Estado sin pasar por la dilución del impuesto a la renta corporativo. Meta: recaudar US$ 18,736 millones anuales adicionales para apalancar el plan de inversiones de infraestructura y desarrollo humano.</w:t>
+      </w:r>
+    </w:p>
+    <w:p>
+      <w:r>
+        <w:rPr>
+          <w:rFonts w:ascii="Calibri" w:hAnsi="Calibri"/>
+          <w:b/>
+          <w:i w:val="0"/>
+          <w:color w:val="D91023"/>
+          <w:sz w:val="26"/>
+        </w:rPr>
+        <w:t>IV · Acciones estratégicas</w:t>
       </w:r>
     </w:p>
     <w:p>
@@ -434,7 +646,52 @@
           <w:color w:val="1A2238"/>
           <w:sz w:val="21"/>
         </w:rPr>
-        <w:t>Limitante de desarrollo industrial e intelectual derivado del modelo de inversiones extranjeras que genera dependencia (ejemplo: 2.5 t de concentrado de hierro pasan de US$ 280 a US$ 28,000 tras procesamiento que se hace fuera).</w:t>
+        <w:t>Acción 1.1.1 (Inversión) — Programa de Alimentación y Salud desde la gestación: inversión directa de US$ 5.40 diarios para la alimentación de cada madre gestante y niño del segmento E, homologando su dieta con la del segmento A; construcción de 431 postas médicas de atención integral cada 5 años (inversión de US$ 1.5M c/u). Sin nutrición adecuada antes y después del nacimiento, el ciudadano nace con limitaciones cognitivas y físicas que impiden su inserción en una industria competitiva.</w:t>
+      </w:r>
+    </w:p>
+    <w:p>
+      <w:pPr>
+        <w:pStyle w:val="ListBullet"/>
+      </w:pPr>
+      <w:r>
+        <w:rPr>
+          <w:rFonts w:ascii="Calibri" w:hAnsi="Calibri"/>
+          <w:b w:val="0"/>
+          <w:i w:val="0"/>
+          <w:color w:val="1A2238"/>
+          <w:sz w:val="21"/>
+        </w:rPr>
+        <w:t>Acción 1.1.2 (Inversión) — Modernización Escolar y Técnica: construcción de 440 colegios por año con laboratorios y equipamiento; envío obligatorio de 20,000 profesores al año a capacitarse en el extranjero por 2 años (inversión de US$ 1,222 millones anuales); creación de 28 escuelas técnicas metalmecánicas anuales con becas de alimentación y viáticos para evitar la deserción.</w:t>
+      </w:r>
+    </w:p>
+    <w:p>
+      <w:pPr>
+        <w:pStyle w:val="ListBullet"/>
+      </w:pPr>
+      <w:r>
+        <w:rPr>
+          <w:rFonts w:ascii="Calibri" w:hAnsi="Calibri"/>
+          <w:b w:val="0"/>
+          <w:i w:val="0"/>
+          <w:color w:val="1A2238"/>
+          <w:sz w:val="21"/>
+        </w:rPr>
+        <w:t>Acción 2.2.1 (Producción) — Fabricación nacional de bienes de capital y defensa: prohibición progresiva de entregar contratos estatales a astilleros o fábricas extranjeras si existe capacidad de ingeniería inversa o co-fabricación local; impulso a la fabricación de patrulleras, trenes, tanques de combate y vehículos comerciales livianos en territorio peruano, creando cadenas de suministro locales que absorben y formalizan miles de talleres informales.</w:t>
+      </w:r>
+    </w:p>
+    <w:p>
+      <w:pPr>
+        <w:pStyle w:val="ListBullet"/>
+      </w:pPr>
+      <w:r>
+        <w:rPr>
+          <w:rFonts w:ascii="Calibri" w:hAnsi="Calibri"/>
+          <w:b w:val="0"/>
+          <w:i w:val="0"/>
+          <w:color w:val="1A2238"/>
+          <w:sz w:val="21"/>
+        </w:rPr>
+        <w:t>Acción 3.3.1 (Regulación) — Tratado fundacional de la OPPC: alianza estratégica entre Perú, Chile, República Democrática del Congo, Zambia, Indonesia, Kazajistán y México para controlar el 63% de la oferta mundial; imponer un gravamen de US$ 7,700/t (impacto marginal del 0.36% sobre el PBI mundial de 111 trillones) para lograr independencia financiera total del desarrollo social del Perú.</w:t>
       </w:r>
     </w:p>
     <w:p>
@@ -446,7 +703,7 @@
           <w:color w:val="D91023"/>
           <w:sz w:val="26"/>
         </w:rPr>
-        <w:t>Indicadores: hoy → meta 2050</w:t>
+        <w:t>V · Matriz resumen — indicadores: hoy → meta 2050</w:t>
       </w:r>
     </w:p>
     <w:tbl>
@@ -588,7 +845,2191 @@
                 <w:color w:val="1A2238"/>
                 <w:sz w:val="16"/>
               </w:rPr>
-              <w:t>Trabajadores informales en el Perú</w:t>
+              <w:t>Crecimiento económico sostenido (rango superior)</w:t>
+            </w:r>
+          </w:p>
+        </w:tc>
+        <w:tc>
+          <w:tcPr>
+            <w:tcW w:type="dxa" w:w="1656"/>
+          </w:tcPr>
+          <w:p>
+            <w:r>
+              <w:rPr>
+                <w:rFonts w:ascii="Calibri" w:hAnsi="Calibri"/>
+                <w:b w:val="0"/>
+                <w:i w:val="0"/>
+                <w:color w:val="1A2238"/>
+                <w:sz w:val="16"/>
+              </w:rPr>
+              <w:t>s/d</w:t>
+            </w:r>
+          </w:p>
+        </w:tc>
+        <w:tc>
+          <w:tcPr>
+            <w:tcW w:type="dxa" w:w="1656"/>
+          </w:tcPr>
+          <w:p>
+            <w:r>
+              <w:rPr>
+                <w:rFonts w:ascii="Calibri" w:hAnsi="Calibri"/>
+                <w:b w:val="0"/>
+                <w:i w:val="0"/>
+                <w:color w:val="1A2238"/>
+                <w:sz w:val="16"/>
+              </w:rPr>
+              <w:t>6</w:t>
+            </w:r>
+          </w:p>
+        </w:tc>
+        <w:tc>
+          <w:tcPr>
+            <w:tcW w:type="dxa" w:w="1656"/>
+          </w:tcPr>
+          <w:p>
+            <w:r>
+              <w:rPr>
+                <w:rFonts w:ascii="Calibri" w:hAnsi="Calibri"/>
+                <w:b w:val="0"/>
+                <w:i w:val="0"/>
+                <w:color w:val="1A2238"/>
+                <w:sz w:val="16"/>
+              </w:rPr>
+              <w:t>% PBI</w:t>
+            </w:r>
+          </w:p>
+        </w:tc>
+        <w:tc>
+          <w:tcPr>
+            <w:tcW w:type="dxa" w:w="1656"/>
+          </w:tcPr>
+          <w:p>
+            <w:r>
+              <w:rPr>
+                <w:rFonts w:ascii="Calibri" w:hAnsi="Calibri"/>
+                <w:b w:val="0"/>
+                <w:i w:val="0"/>
+                <w:color w:val="1A2238"/>
+                <w:sz w:val="16"/>
+              </w:rPr>
+              <w:t>—</w:t>
+            </w:r>
+          </w:p>
+        </w:tc>
+        <w:tc>
+          <w:tcPr>
+            <w:tcW w:type="dxa" w:w="1656"/>
+          </w:tcPr>
+          <w:p>
+            <w:r>
+              <w:rPr>
+                <w:rFonts w:ascii="Calibri" w:hAnsi="Calibri"/>
+                <w:b w:val="0"/>
+                <w:i w:val="0"/>
+                <w:color w:val="1A2238"/>
+                <w:sz w:val="16"/>
+              </w:rPr>
+              <w:t>Síntesis de la Situación Futura</w:t>
+            </w:r>
+          </w:p>
+        </w:tc>
+      </w:tr>
+      <w:tr>
+        <w:tc>
+          <w:tcPr>
+            <w:tcW w:type="dxa" w:w="1656"/>
+          </w:tcPr>
+          <w:p>
+            <w:r>
+              <w:rPr>
+                <w:rFonts w:ascii="Calibri" w:hAnsi="Calibri"/>
+                <w:b/>
+                <w:i w:val="0"/>
+                <w:color w:val="1A2238"/>
+                <w:sz w:val="16"/>
+              </w:rPr>
+              <w:t>Exportaciones del sector metalmecánico</w:t>
+            </w:r>
+          </w:p>
+        </w:tc>
+        <w:tc>
+          <w:tcPr>
+            <w:tcW w:type="dxa" w:w="1656"/>
+          </w:tcPr>
+          <w:p>
+            <w:r>
+              <w:rPr>
+                <w:rFonts w:ascii="Calibri" w:hAnsi="Calibri"/>
+                <w:b w:val="0"/>
+                <w:i w:val="0"/>
+                <w:color w:val="1A2238"/>
+                <w:sz w:val="16"/>
+              </w:rPr>
+              <w:t>712</w:t>
+            </w:r>
+          </w:p>
+        </w:tc>
+        <w:tc>
+          <w:tcPr>
+            <w:tcW w:type="dxa" w:w="1656"/>
+          </w:tcPr>
+          <w:p>
+            <w:r>
+              <w:rPr>
+                <w:rFonts w:ascii="Calibri" w:hAnsi="Calibri"/>
+                <w:b w:val="0"/>
+                <w:i w:val="0"/>
+                <w:color w:val="1A2238"/>
+                <w:sz w:val="16"/>
+              </w:rPr>
+              <w:t>20 000</w:t>
+            </w:r>
+          </w:p>
+        </w:tc>
+        <w:tc>
+          <w:tcPr>
+            <w:tcW w:type="dxa" w:w="1656"/>
+          </w:tcPr>
+          <w:p>
+            <w:r>
+              <w:rPr>
+                <w:rFonts w:ascii="Calibri" w:hAnsi="Calibri"/>
+                <w:b w:val="0"/>
+                <w:i w:val="0"/>
+                <w:color w:val="1A2238"/>
+                <w:sz w:val="16"/>
+              </w:rPr>
+              <w:t>US$ millones</w:t>
+            </w:r>
+          </w:p>
+        </w:tc>
+        <w:tc>
+          <w:tcPr>
+            <w:tcW w:type="dxa" w:w="1656"/>
+          </w:tcPr>
+          <w:p>
+            <w:r>
+              <w:rPr>
+                <w:rFonts w:ascii="Calibri" w:hAnsi="Calibri"/>
+                <w:b w:val="0"/>
+                <w:i w:val="0"/>
+                <w:color w:val="1A2238"/>
+                <w:sz w:val="16"/>
+              </w:rPr>
+              <w:t>4%</w:t>
+            </w:r>
+          </w:p>
+        </w:tc>
+        <w:tc>
+          <w:tcPr>
+            <w:tcW w:type="dxa" w:w="1656"/>
+          </w:tcPr>
+          <w:p>
+            <w:r>
+              <w:rPr>
+                <w:rFonts w:ascii="Calibri" w:hAnsi="Calibri"/>
+                <w:b w:val="0"/>
+                <w:i w:val="0"/>
+                <w:color w:val="1A2238"/>
+                <w:sz w:val="16"/>
+              </w:rPr>
+              <w:t>Pilar 2 (actual 2024 vs. meta 2050)</w:t>
+            </w:r>
+          </w:p>
+        </w:tc>
+      </w:tr>
+      <w:tr>
+        <w:tc>
+          <w:tcPr>
+            <w:tcW w:type="dxa" w:w="1656"/>
+          </w:tcPr>
+          <w:p>
+            <w:r>
+              <w:rPr>
+                <w:rFonts w:ascii="Calibri" w:hAnsi="Calibri"/>
+                <w:b/>
+                <w:i w:val="0"/>
+                <w:color w:val="1A2238"/>
+                <w:sz w:val="16"/>
+              </w:rPr>
+              <w:t>Recaudo anual directo al Estado por arancel a la exportación de cobre (OPPC)</w:t>
+            </w:r>
+          </w:p>
+        </w:tc>
+        <w:tc>
+          <w:tcPr>
+            <w:tcW w:type="dxa" w:w="1656"/>
+          </w:tcPr>
+          <w:p>
+            <w:r>
+              <w:rPr>
+                <w:rFonts w:ascii="Calibri" w:hAnsi="Calibri"/>
+                <w:b w:val="0"/>
+                <w:i w:val="0"/>
+                <w:color w:val="1A2238"/>
+                <w:sz w:val="16"/>
+              </w:rPr>
+              <w:t>s/d</w:t>
+            </w:r>
+          </w:p>
+        </w:tc>
+        <w:tc>
+          <w:tcPr>
+            <w:tcW w:type="dxa" w:w="1656"/>
+          </w:tcPr>
+          <w:p>
+            <w:r>
+              <w:rPr>
+                <w:rFonts w:ascii="Calibri" w:hAnsi="Calibri"/>
+                <w:b w:val="0"/>
+                <w:i w:val="0"/>
+                <w:color w:val="1A2238"/>
+                <w:sz w:val="16"/>
+              </w:rPr>
+              <w:t>18 736</w:t>
+            </w:r>
+          </w:p>
+        </w:tc>
+        <w:tc>
+          <w:tcPr>
+            <w:tcW w:type="dxa" w:w="1656"/>
+          </w:tcPr>
+          <w:p>
+            <w:r>
+              <w:rPr>
+                <w:rFonts w:ascii="Calibri" w:hAnsi="Calibri"/>
+                <w:b w:val="0"/>
+                <w:i w:val="0"/>
+                <w:color w:val="1A2238"/>
+                <w:sz w:val="16"/>
+              </w:rPr>
+              <w:t>US$ millones/año</w:t>
+            </w:r>
+          </w:p>
+        </w:tc>
+        <w:tc>
+          <w:tcPr>
+            <w:tcW w:type="dxa" w:w="1656"/>
+          </w:tcPr>
+          <w:p>
+            <w:r>
+              <w:rPr>
+                <w:rFonts w:ascii="Calibri" w:hAnsi="Calibri"/>
+                <w:b w:val="0"/>
+                <w:i w:val="0"/>
+                <w:color w:val="1A2238"/>
+                <w:sz w:val="16"/>
+              </w:rPr>
+              <w:t>—</w:t>
+            </w:r>
+          </w:p>
+        </w:tc>
+        <w:tc>
+          <w:tcPr>
+            <w:tcW w:type="dxa" w:w="1656"/>
+          </w:tcPr>
+          <w:p>
+            <w:r>
+              <w:rPr>
+                <w:rFonts w:ascii="Calibri" w:hAnsi="Calibri"/>
+                <w:b w:val="0"/>
+                <w:i w:val="0"/>
+                <w:color w:val="1A2238"/>
+                <w:sz w:val="16"/>
+              </w:rPr>
+              <w:t>Pilar 3 / OE3</w:t>
+            </w:r>
+          </w:p>
+        </w:tc>
+      </w:tr>
+      <w:tr>
+        <w:tc>
+          <w:tcPr>
+            <w:tcW w:type="dxa" w:w="1656"/>
+          </w:tcPr>
+          <w:p>
+            <w:r>
+              <w:rPr>
+                <w:rFonts w:ascii="Calibri" w:hAnsi="Calibri"/>
+                <w:b/>
+                <w:i w:val="0"/>
+                <w:color w:val="1A2238"/>
+                <w:sz w:val="16"/>
+              </w:rPr>
+              <w:t>Arancel de salida por tonelada de cobre</w:t>
+            </w:r>
+          </w:p>
+        </w:tc>
+        <w:tc>
+          <w:tcPr>
+            <w:tcW w:type="dxa" w:w="1656"/>
+          </w:tcPr>
+          <w:p>
+            <w:r>
+              <w:rPr>
+                <w:rFonts w:ascii="Calibri" w:hAnsi="Calibri"/>
+                <w:b w:val="0"/>
+                <w:i w:val="0"/>
+                <w:color w:val="1A2238"/>
+                <w:sz w:val="16"/>
+              </w:rPr>
+              <w:t>s/d</w:t>
+            </w:r>
+          </w:p>
+        </w:tc>
+        <w:tc>
+          <w:tcPr>
+            <w:tcW w:type="dxa" w:w="1656"/>
+          </w:tcPr>
+          <w:p>
+            <w:r>
+              <w:rPr>
+                <w:rFonts w:ascii="Calibri" w:hAnsi="Calibri"/>
+                <w:b w:val="0"/>
+                <w:i w:val="0"/>
+                <w:color w:val="1A2238"/>
+                <w:sz w:val="16"/>
+              </w:rPr>
+              <w:t>7 700</w:t>
+            </w:r>
+          </w:p>
+        </w:tc>
+        <w:tc>
+          <w:tcPr>
+            <w:tcW w:type="dxa" w:w="1656"/>
+          </w:tcPr>
+          <w:p>
+            <w:r>
+              <w:rPr>
+                <w:rFonts w:ascii="Calibri" w:hAnsi="Calibri"/>
+                <w:b w:val="0"/>
+                <w:i w:val="0"/>
+                <w:color w:val="1A2238"/>
+                <w:sz w:val="16"/>
+              </w:rPr>
+              <w:t>US$/tonelada</w:t>
+            </w:r>
+          </w:p>
+        </w:tc>
+        <w:tc>
+          <w:tcPr>
+            <w:tcW w:type="dxa" w:w="1656"/>
+          </w:tcPr>
+          <w:p>
+            <w:r>
+              <w:rPr>
+                <w:rFonts w:ascii="Calibri" w:hAnsi="Calibri"/>
+                <w:b w:val="0"/>
+                <w:i w:val="0"/>
+                <w:color w:val="1A2238"/>
+                <w:sz w:val="16"/>
+              </w:rPr>
+              <w:t>—</w:t>
+            </w:r>
+          </w:p>
+        </w:tc>
+        <w:tc>
+          <w:tcPr>
+            <w:tcW w:type="dxa" w:w="1656"/>
+          </w:tcPr>
+          <w:p>
+            <w:r>
+              <w:rPr>
+                <w:rFonts w:ascii="Calibri" w:hAnsi="Calibri"/>
+                <w:b w:val="0"/>
+                <w:i w:val="0"/>
+                <w:color w:val="1A2238"/>
+                <w:sz w:val="16"/>
+              </w:rPr>
+              <w:t>OE3 / Acción 3.3.1</w:t>
+            </w:r>
+          </w:p>
+        </w:tc>
+      </w:tr>
+      <w:tr>
+        <w:tc>
+          <w:tcPr>
+            <w:tcW w:type="dxa" w:w="1656"/>
+          </w:tcPr>
+          <w:p>
+            <w:r>
+              <w:rPr>
+                <w:rFonts w:ascii="Calibri" w:hAnsi="Calibri"/>
+                <w:b/>
+                <w:i w:val="0"/>
+                <w:color w:val="1A2238"/>
+                <w:sz w:val="16"/>
+              </w:rPr>
+              <w:t>Cobertura de agua y desagüe</w:t>
+            </w:r>
+          </w:p>
+        </w:tc>
+        <w:tc>
+          <w:tcPr>
+            <w:tcW w:type="dxa" w:w="1656"/>
+          </w:tcPr>
+          <w:p>
+            <w:r>
+              <w:rPr>
+                <w:rFonts w:ascii="Calibri" w:hAnsi="Calibri"/>
+                <w:b w:val="0"/>
+                <w:i w:val="0"/>
+                <w:color w:val="1A2238"/>
+                <w:sz w:val="16"/>
+              </w:rPr>
+              <w:t>s/d</w:t>
+            </w:r>
+          </w:p>
+        </w:tc>
+        <w:tc>
+          <w:tcPr>
+            <w:tcW w:type="dxa" w:w="1656"/>
+          </w:tcPr>
+          <w:p>
+            <w:r>
+              <w:rPr>
+                <w:rFonts w:ascii="Calibri" w:hAnsi="Calibri"/>
+                <w:b w:val="0"/>
+                <w:i w:val="0"/>
+                <w:color w:val="1A2238"/>
+                <w:sz w:val="16"/>
+              </w:rPr>
+              <w:t>100</w:t>
+            </w:r>
+          </w:p>
+        </w:tc>
+        <w:tc>
+          <w:tcPr>
+            <w:tcW w:type="dxa" w:w="1656"/>
+          </w:tcPr>
+          <w:p>
+            <w:r>
+              <w:rPr>
+                <w:rFonts w:ascii="Calibri" w:hAnsi="Calibri"/>
+                <w:b w:val="0"/>
+                <w:i w:val="0"/>
+                <w:color w:val="1A2238"/>
+                <w:sz w:val="16"/>
+              </w:rPr>
+              <w:t>% de ciudadanos</w:t>
+            </w:r>
+          </w:p>
+        </w:tc>
+        <w:tc>
+          <w:tcPr>
+            <w:tcW w:type="dxa" w:w="1656"/>
+          </w:tcPr>
+          <w:p>
+            <w:r>
+              <w:rPr>
+                <w:rFonts w:ascii="Calibri" w:hAnsi="Calibri"/>
+                <w:b w:val="0"/>
+                <w:i w:val="0"/>
+                <w:color w:val="1A2238"/>
+                <w:sz w:val="16"/>
+              </w:rPr>
+              <w:t>—</w:t>
+            </w:r>
+          </w:p>
+        </w:tc>
+        <w:tc>
+          <w:tcPr>
+            <w:tcW w:type="dxa" w:w="1656"/>
+          </w:tcPr>
+          <w:p>
+            <w:r>
+              <w:rPr>
+                <w:rFonts w:ascii="Calibri" w:hAnsi="Calibri"/>
+                <w:b w:val="0"/>
+                <w:i w:val="0"/>
+                <w:color w:val="1A2238"/>
+                <w:sz w:val="16"/>
+              </w:rPr>
+              <w:t>OE1 / Pilar 1</w:t>
+            </w:r>
+          </w:p>
+        </w:tc>
+      </w:tr>
+      <w:tr>
+        <w:tc>
+          <w:tcPr>
+            <w:tcW w:type="dxa" w:w="1656"/>
+          </w:tcPr>
+          <w:p>
+            <w:r>
+              <w:rPr>
+                <w:rFonts w:ascii="Calibri" w:hAnsi="Calibri"/>
+                <w:b/>
+                <w:i w:val="0"/>
+                <w:color w:val="1A2238"/>
+                <w:sz w:val="16"/>
+              </w:rPr>
+              <w:t>Niños mayores de 3 años con anemia</w:t>
+            </w:r>
+          </w:p>
+        </w:tc>
+        <w:tc>
+          <w:tcPr>
+            <w:tcW w:type="dxa" w:w="1656"/>
+          </w:tcPr>
+          <w:p>
+            <w:r>
+              <w:rPr>
+                <w:rFonts w:ascii="Calibri" w:hAnsi="Calibri"/>
+                <w:b w:val="0"/>
+                <w:i w:val="0"/>
+                <w:color w:val="1A2238"/>
+                <w:sz w:val="16"/>
+              </w:rPr>
+              <w:t>700 000</w:t>
+            </w:r>
+          </w:p>
+        </w:tc>
+        <w:tc>
+          <w:tcPr>
+            <w:tcW w:type="dxa" w:w="1656"/>
+          </w:tcPr>
+          <w:p>
+            <w:r>
+              <w:rPr>
+                <w:rFonts w:ascii="Calibri" w:hAnsi="Calibri"/>
+                <w:b w:val="0"/>
+                <w:i w:val="0"/>
+                <w:color w:val="1A2238"/>
+                <w:sz w:val="16"/>
+              </w:rPr>
+              <w:t>0</w:t>
+            </w:r>
+          </w:p>
+        </w:tc>
+        <w:tc>
+          <w:tcPr>
+            <w:tcW w:type="dxa" w:w="1656"/>
+          </w:tcPr>
+          <w:p>
+            <w:r>
+              <w:rPr>
+                <w:rFonts w:ascii="Calibri" w:hAnsi="Calibri"/>
+                <w:b w:val="0"/>
+                <w:i w:val="0"/>
+                <w:color w:val="1A2238"/>
+                <w:sz w:val="16"/>
+              </w:rPr>
+              <w:t>niños</w:t>
+            </w:r>
+          </w:p>
+        </w:tc>
+        <w:tc>
+          <w:tcPr>
+            <w:tcW w:type="dxa" w:w="1656"/>
+          </w:tcPr>
+          <w:p>
+            <w:r>
+              <w:rPr>
+                <w:rFonts w:ascii="Calibri" w:hAnsi="Calibri"/>
+                <w:b w:val="0"/>
+                <w:i w:val="0"/>
+                <w:color w:val="1A2238"/>
+                <w:sz w:val="16"/>
+              </w:rPr>
+              <w:t>0%</w:t>
+            </w:r>
+          </w:p>
+        </w:tc>
+        <w:tc>
+          <w:tcPr>
+            <w:tcW w:type="dxa" w:w="1656"/>
+          </w:tcPr>
+          <w:p>
+            <w:r>
+              <w:rPr>
+                <w:rFonts w:ascii="Calibri" w:hAnsi="Calibri"/>
+                <w:b w:val="0"/>
+                <w:i w:val="0"/>
+                <w:color w:val="1A2238"/>
+                <w:sz w:val="16"/>
+              </w:rPr>
+              <w:t>Situación Actual (falla sanitaria)</w:t>
+            </w:r>
+          </w:p>
+        </w:tc>
+      </w:tr>
+      <w:tr>
+        <w:tc>
+          <w:tcPr>
+            <w:tcW w:type="dxa" w:w="1656"/>
+          </w:tcPr>
+          <w:p>
+            <w:r>
+              <w:rPr>
+                <w:rFonts w:ascii="Calibri" w:hAnsi="Calibri"/>
+                <w:b/>
+                <w:i w:val="0"/>
+                <w:color w:val="1A2238"/>
+                <w:sz w:val="16"/>
+              </w:rPr>
+              <w:t>Personas sin desagüe</w:t>
+            </w:r>
+          </w:p>
+        </w:tc>
+        <w:tc>
+          <w:tcPr>
+            <w:tcW w:type="dxa" w:w="1656"/>
+          </w:tcPr>
+          <w:p>
+            <w:r>
+              <w:rPr>
+                <w:rFonts w:ascii="Calibri" w:hAnsi="Calibri"/>
+                <w:b w:val="0"/>
+                <w:i w:val="0"/>
+                <w:color w:val="1A2238"/>
+                <w:sz w:val="16"/>
+              </w:rPr>
+              <w:t>6 400 000</w:t>
+            </w:r>
+          </w:p>
+        </w:tc>
+        <w:tc>
+          <w:tcPr>
+            <w:tcW w:type="dxa" w:w="1656"/>
+          </w:tcPr>
+          <w:p>
+            <w:r>
+              <w:rPr>
+                <w:rFonts w:ascii="Calibri" w:hAnsi="Calibri"/>
+                <w:b w:val="0"/>
+                <w:i w:val="0"/>
+                <w:color w:val="1A2238"/>
+                <w:sz w:val="16"/>
+              </w:rPr>
+              <w:t>s/d</w:t>
+            </w:r>
+          </w:p>
+        </w:tc>
+        <w:tc>
+          <w:tcPr>
+            <w:tcW w:type="dxa" w:w="1656"/>
+          </w:tcPr>
+          <w:p>
+            <w:r>
+              <w:rPr>
+                <w:rFonts w:ascii="Calibri" w:hAnsi="Calibri"/>
+                <w:b w:val="0"/>
+                <w:i w:val="0"/>
+                <w:color w:val="1A2238"/>
+                <w:sz w:val="16"/>
+              </w:rPr>
+              <w:t>personas</w:t>
+            </w:r>
+          </w:p>
+        </w:tc>
+        <w:tc>
+          <w:tcPr>
+            <w:tcW w:type="dxa" w:w="1656"/>
+          </w:tcPr>
+          <w:p>
+            <w:r>
+              <w:rPr>
+                <w:rFonts w:ascii="Calibri" w:hAnsi="Calibri"/>
+                <w:b w:val="0"/>
+                <w:i w:val="0"/>
+                <w:color w:val="1A2238"/>
+                <w:sz w:val="16"/>
+              </w:rPr>
+              <w:t>—</w:t>
+            </w:r>
+          </w:p>
+        </w:tc>
+        <w:tc>
+          <w:tcPr>
+            <w:tcW w:type="dxa" w:w="1656"/>
+          </w:tcPr>
+          <w:p>
+            <w:r>
+              <w:rPr>
+                <w:rFonts w:ascii="Calibri" w:hAnsi="Calibri"/>
+                <w:b w:val="0"/>
+                <w:i w:val="0"/>
+                <w:color w:val="1A2238"/>
+                <w:sz w:val="16"/>
+              </w:rPr>
+              <w:t>Situación Actual (falla sanitaria)</w:t>
+            </w:r>
+          </w:p>
+        </w:tc>
+      </w:tr>
+      <w:tr>
+        <w:tc>
+          <w:tcPr>
+            <w:tcW w:type="dxa" w:w="1656"/>
+          </w:tcPr>
+          <w:p>
+            <w:r>
+              <w:rPr>
+                <w:rFonts w:ascii="Calibri" w:hAnsi="Calibri"/>
+                <w:b/>
+                <w:i w:val="0"/>
+                <w:color w:val="1A2238"/>
+                <w:sz w:val="16"/>
+              </w:rPr>
+              <w:t>Personas sin agua</w:t>
+            </w:r>
+          </w:p>
+        </w:tc>
+        <w:tc>
+          <w:tcPr>
+            <w:tcW w:type="dxa" w:w="1656"/>
+          </w:tcPr>
+          <w:p>
+            <w:r>
+              <w:rPr>
+                <w:rFonts w:ascii="Calibri" w:hAnsi="Calibri"/>
+                <w:b w:val="0"/>
+                <w:i w:val="0"/>
+                <w:color w:val="1A2238"/>
+                <w:sz w:val="16"/>
+              </w:rPr>
+              <w:t>3 300 000</w:t>
+            </w:r>
+          </w:p>
+        </w:tc>
+        <w:tc>
+          <w:tcPr>
+            <w:tcW w:type="dxa" w:w="1656"/>
+          </w:tcPr>
+          <w:p>
+            <w:r>
+              <w:rPr>
+                <w:rFonts w:ascii="Calibri" w:hAnsi="Calibri"/>
+                <w:b w:val="0"/>
+                <w:i w:val="0"/>
+                <w:color w:val="1A2238"/>
+                <w:sz w:val="16"/>
+              </w:rPr>
+              <w:t>s/d</w:t>
+            </w:r>
+          </w:p>
+        </w:tc>
+        <w:tc>
+          <w:tcPr>
+            <w:tcW w:type="dxa" w:w="1656"/>
+          </w:tcPr>
+          <w:p>
+            <w:r>
+              <w:rPr>
+                <w:rFonts w:ascii="Calibri" w:hAnsi="Calibri"/>
+                <w:b w:val="0"/>
+                <w:i w:val="0"/>
+                <w:color w:val="1A2238"/>
+                <w:sz w:val="16"/>
+              </w:rPr>
+              <w:t>personas</w:t>
+            </w:r>
+          </w:p>
+        </w:tc>
+        <w:tc>
+          <w:tcPr>
+            <w:tcW w:type="dxa" w:w="1656"/>
+          </w:tcPr>
+          <w:p>
+            <w:r>
+              <w:rPr>
+                <w:rFonts w:ascii="Calibri" w:hAnsi="Calibri"/>
+                <w:b w:val="0"/>
+                <w:i w:val="0"/>
+                <w:color w:val="1A2238"/>
+                <w:sz w:val="16"/>
+              </w:rPr>
+              <w:t>—</w:t>
+            </w:r>
+          </w:p>
+        </w:tc>
+        <w:tc>
+          <w:tcPr>
+            <w:tcW w:type="dxa" w:w="1656"/>
+          </w:tcPr>
+          <w:p>
+            <w:r>
+              <w:rPr>
+                <w:rFonts w:ascii="Calibri" w:hAnsi="Calibri"/>
+                <w:b w:val="0"/>
+                <w:i w:val="0"/>
+                <w:color w:val="1A2238"/>
+                <w:sz w:val="16"/>
+              </w:rPr>
+              <w:t>Situación Actual (falla sanitaria)</w:t>
+            </w:r>
+          </w:p>
+        </w:tc>
+      </w:tr>
+      <w:tr>
+        <w:tc>
+          <w:tcPr>
+            <w:tcW w:type="dxa" w:w="1656"/>
+          </w:tcPr>
+          <w:p>
+            <w:r>
+              <w:rPr>
+                <w:rFonts w:ascii="Calibri" w:hAnsi="Calibri"/>
+                <w:b/>
+                <w:i w:val="0"/>
+                <w:color w:val="1A2238"/>
+                <w:sz w:val="16"/>
+              </w:rPr>
+              <w:t>Deserción en educación técnica metalmecánica</w:t>
+            </w:r>
+          </w:p>
+        </w:tc>
+        <w:tc>
+          <w:tcPr>
+            <w:tcW w:type="dxa" w:w="1656"/>
+          </w:tcPr>
+          <w:p>
+            <w:r>
+              <w:rPr>
+                <w:rFonts w:ascii="Calibri" w:hAnsi="Calibri"/>
+                <w:b w:val="0"/>
+                <w:i w:val="0"/>
+                <w:color w:val="1A2238"/>
+                <w:sz w:val="16"/>
+              </w:rPr>
+              <w:t>80</w:t>
+            </w:r>
+          </w:p>
+        </w:tc>
+        <w:tc>
+          <w:tcPr>
+            <w:tcW w:type="dxa" w:w="1656"/>
+          </w:tcPr>
+          <w:p>
+            <w:r>
+              <w:rPr>
+                <w:rFonts w:ascii="Calibri" w:hAnsi="Calibri"/>
+                <w:b w:val="0"/>
+                <w:i w:val="0"/>
+                <w:color w:val="1A2238"/>
+                <w:sz w:val="16"/>
+              </w:rPr>
+              <w:t>0</w:t>
+            </w:r>
+          </w:p>
+        </w:tc>
+        <w:tc>
+          <w:tcPr>
+            <w:tcW w:type="dxa" w:w="1656"/>
+          </w:tcPr>
+          <w:p>
+            <w:r>
+              <w:rPr>
+                <w:rFonts w:ascii="Calibri" w:hAnsi="Calibri"/>
+                <w:b w:val="0"/>
+                <w:i w:val="0"/>
+                <w:color w:val="1A2238"/>
+                <w:sz w:val="16"/>
+              </w:rPr>
+              <w:t>% de alumnos</w:t>
+            </w:r>
+          </w:p>
+        </w:tc>
+        <w:tc>
+          <w:tcPr>
+            <w:tcW w:type="dxa" w:w="1656"/>
+          </w:tcPr>
+          <w:p>
+            <w:r>
+              <w:rPr>
+                <w:rFonts w:ascii="Calibri" w:hAnsi="Calibri"/>
+                <w:b w:val="0"/>
+                <w:i w:val="0"/>
+                <w:color w:val="1A2238"/>
+                <w:sz w:val="16"/>
+              </w:rPr>
+              <w:t>0%</w:t>
+            </w:r>
+          </w:p>
+        </w:tc>
+        <w:tc>
+          <w:tcPr>
+            <w:tcW w:type="dxa" w:w="1656"/>
+          </w:tcPr>
+          <w:p>
+            <w:r>
+              <w:rPr>
+                <w:rFonts w:ascii="Calibri" w:hAnsi="Calibri"/>
+                <w:b w:val="0"/>
+                <w:i w:val="0"/>
+                <w:color w:val="1A2238"/>
+                <w:sz w:val="16"/>
+              </w:rPr>
+              <w:t>Situación Actual / Matriz Resumen 2040</w:t>
+            </w:r>
+          </w:p>
+        </w:tc>
+      </w:tr>
+      <w:tr>
+        <w:tc>
+          <w:tcPr>
+            <w:tcW w:type="dxa" w:w="1656"/>
+          </w:tcPr>
+          <w:p>
+            <w:r>
+              <w:rPr>
+                <w:rFonts w:ascii="Calibri" w:hAnsi="Calibri"/>
+                <w:b/>
+                <w:i w:val="0"/>
+                <w:color w:val="1A2238"/>
+                <w:sz w:val="16"/>
+              </w:rPr>
+              <w:t>Población en segmento E (extrema pobreza)</w:t>
+            </w:r>
+          </w:p>
+        </w:tc>
+        <w:tc>
+          <w:tcPr>
+            <w:tcW w:type="dxa" w:w="1656"/>
+          </w:tcPr>
+          <w:p>
+            <w:r>
+              <w:rPr>
+                <w:rFonts w:ascii="Calibri" w:hAnsi="Calibri"/>
+                <w:b w:val="0"/>
+                <w:i w:val="0"/>
+                <w:color w:val="1A2238"/>
+                <w:sz w:val="16"/>
+              </w:rPr>
+              <w:t>10 000 000</w:t>
+            </w:r>
+          </w:p>
+        </w:tc>
+        <w:tc>
+          <w:tcPr>
+            <w:tcW w:type="dxa" w:w="1656"/>
+          </w:tcPr>
+          <w:p>
+            <w:r>
+              <w:rPr>
+                <w:rFonts w:ascii="Calibri" w:hAnsi="Calibri"/>
+                <w:b w:val="0"/>
+                <w:i w:val="0"/>
+                <w:color w:val="1A2238"/>
+                <w:sz w:val="16"/>
+              </w:rPr>
+              <w:t>0</w:t>
+            </w:r>
+          </w:p>
+        </w:tc>
+        <w:tc>
+          <w:tcPr>
+            <w:tcW w:type="dxa" w:w="1656"/>
+          </w:tcPr>
+          <w:p>
+            <w:r>
+              <w:rPr>
+                <w:rFonts w:ascii="Calibri" w:hAnsi="Calibri"/>
+                <w:b w:val="0"/>
+                <w:i w:val="0"/>
+                <w:color w:val="1A2238"/>
+                <w:sz w:val="16"/>
+              </w:rPr>
+              <w:t>personas</w:t>
+            </w:r>
+          </w:p>
+        </w:tc>
+        <w:tc>
+          <w:tcPr>
+            <w:tcW w:type="dxa" w:w="1656"/>
+          </w:tcPr>
+          <w:p>
+            <w:r>
+              <w:rPr>
+                <w:rFonts w:ascii="Calibri" w:hAnsi="Calibri"/>
+                <w:b w:val="0"/>
+                <w:i w:val="0"/>
+                <w:color w:val="1A2238"/>
+                <w:sz w:val="16"/>
+              </w:rPr>
+              <w:t>0%</w:t>
+            </w:r>
+          </w:p>
+        </w:tc>
+        <w:tc>
+          <w:tcPr>
+            <w:tcW w:type="dxa" w:w="1656"/>
+          </w:tcPr>
+          <w:p>
+            <w:r>
+              <w:rPr>
+                <w:rFonts w:ascii="Calibri" w:hAnsi="Calibri"/>
+                <w:b w:val="0"/>
+                <w:i w:val="0"/>
+                <w:color w:val="1A2238"/>
+                <w:sz w:val="16"/>
+              </w:rPr>
+              <w:t>Situación Actual (Pilar 1)</w:t>
+            </w:r>
+          </w:p>
+        </w:tc>
+      </w:tr>
+      <w:tr>
+        <w:tc>
+          <w:tcPr>
+            <w:tcW w:type="dxa" w:w="1656"/>
+          </w:tcPr>
+          <w:p>
+            <w:r>
+              <w:rPr>
+                <w:rFonts w:ascii="Calibri" w:hAnsi="Calibri"/>
+                <w:b/>
+                <w:i w:val="0"/>
+                <w:color w:val="1A2238"/>
+                <w:sz w:val="16"/>
+              </w:rPr>
+              <w:t>Colegios construidos por año (primera fase)</w:t>
+            </w:r>
+          </w:p>
+        </w:tc>
+        <w:tc>
+          <w:tcPr>
+            <w:tcW w:type="dxa" w:w="1656"/>
+          </w:tcPr>
+          <w:p>
+            <w:r>
+              <w:rPr>
+                <w:rFonts w:ascii="Calibri" w:hAnsi="Calibri"/>
+                <w:b w:val="0"/>
+                <w:i w:val="0"/>
+                <w:color w:val="1A2238"/>
+                <w:sz w:val="16"/>
+              </w:rPr>
+              <w:t>s/d</w:t>
+            </w:r>
+          </w:p>
+        </w:tc>
+        <w:tc>
+          <w:tcPr>
+            <w:tcW w:type="dxa" w:w="1656"/>
+          </w:tcPr>
+          <w:p>
+            <w:r>
+              <w:rPr>
+                <w:rFonts w:ascii="Calibri" w:hAnsi="Calibri"/>
+                <w:b w:val="0"/>
+                <w:i w:val="0"/>
+                <w:color w:val="1A2238"/>
+                <w:sz w:val="16"/>
+              </w:rPr>
+              <w:t>440</w:t>
+            </w:r>
+          </w:p>
+        </w:tc>
+        <w:tc>
+          <w:tcPr>
+            <w:tcW w:type="dxa" w:w="1656"/>
+          </w:tcPr>
+          <w:p>
+            <w:r>
+              <w:rPr>
+                <w:rFonts w:ascii="Calibri" w:hAnsi="Calibri"/>
+                <w:b w:val="0"/>
+                <w:i w:val="0"/>
+                <w:color w:val="1A2238"/>
+                <w:sz w:val="16"/>
+              </w:rPr>
+              <w:t>colegios/año</w:t>
+            </w:r>
+          </w:p>
+        </w:tc>
+        <w:tc>
+          <w:tcPr>
+            <w:tcW w:type="dxa" w:w="1656"/>
+          </w:tcPr>
+          <w:p>
+            <w:r>
+              <w:rPr>
+                <w:rFonts w:ascii="Calibri" w:hAnsi="Calibri"/>
+                <w:b w:val="0"/>
+                <w:i w:val="0"/>
+                <w:color w:val="1A2238"/>
+                <w:sz w:val="16"/>
+              </w:rPr>
+              <w:t>—</w:t>
+            </w:r>
+          </w:p>
+        </w:tc>
+        <w:tc>
+          <w:tcPr>
+            <w:tcW w:type="dxa" w:w="1656"/>
+          </w:tcPr>
+          <w:p>
+            <w:r>
+              <w:rPr>
+                <w:rFonts w:ascii="Calibri" w:hAnsi="Calibri"/>
+                <w:b w:val="0"/>
+                <w:i w:val="0"/>
+                <w:color w:val="1A2238"/>
+                <w:sz w:val="16"/>
+              </w:rPr>
+              <w:t>OE1 / Acción 1.1.2</w:t>
+            </w:r>
+          </w:p>
+        </w:tc>
+      </w:tr>
+      <w:tr>
+        <w:tc>
+          <w:tcPr>
+            <w:tcW w:type="dxa" w:w="1656"/>
+          </w:tcPr>
+          <w:p>
+            <w:r>
+              <w:rPr>
+                <w:rFonts w:ascii="Calibri" w:hAnsi="Calibri"/>
+                <w:b/>
+                <w:i w:val="0"/>
+                <w:color w:val="1A2238"/>
+                <w:sz w:val="16"/>
+              </w:rPr>
+              <w:t>Escuelas técnicas metalmecánicas creadas por año</w:t>
+            </w:r>
+          </w:p>
+        </w:tc>
+        <w:tc>
+          <w:tcPr>
+            <w:tcW w:type="dxa" w:w="1656"/>
+          </w:tcPr>
+          <w:p>
+            <w:r>
+              <w:rPr>
+                <w:rFonts w:ascii="Calibri" w:hAnsi="Calibri"/>
+                <w:b w:val="0"/>
+                <w:i w:val="0"/>
+                <w:color w:val="1A2238"/>
+                <w:sz w:val="16"/>
+              </w:rPr>
+              <w:t>s/d</w:t>
+            </w:r>
+          </w:p>
+        </w:tc>
+        <w:tc>
+          <w:tcPr>
+            <w:tcW w:type="dxa" w:w="1656"/>
+          </w:tcPr>
+          <w:p>
+            <w:r>
+              <w:rPr>
+                <w:rFonts w:ascii="Calibri" w:hAnsi="Calibri"/>
+                <w:b w:val="0"/>
+                <w:i w:val="0"/>
+                <w:color w:val="1A2238"/>
+                <w:sz w:val="16"/>
+              </w:rPr>
+              <w:t>28</w:t>
+            </w:r>
+          </w:p>
+        </w:tc>
+        <w:tc>
+          <w:tcPr>
+            <w:tcW w:type="dxa" w:w="1656"/>
+          </w:tcPr>
+          <w:p>
+            <w:r>
+              <w:rPr>
+                <w:rFonts w:ascii="Calibri" w:hAnsi="Calibri"/>
+                <w:b w:val="0"/>
+                <w:i w:val="0"/>
+                <w:color w:val="1A2238"/>
+                <w:sz w:val="16"/>
+              </w:rPr>
+              <w:t>escuelas/año</w:t>
+            </w:r>
+          </w:p>
+        </w:tc>
+        <w:tc>
+          <w:tcPr>
+            <w:tcW w:type="dxa" w:w="1656"/>
+          </w:tcPr>
+          <w:p>
+            <w:r>
+              <w:rPr>
+                <w:rFonts w:ascii="Calibri" w:hAnsi="Calibri"/>
+                <w:b w:val="0"/>
+                <w:i w:val="0"/>
+                <w:color w:val="1A2238"/>
+                <w:sz w:val="16"/>
+              </w:rPr>
+              <w:t>—</w:t>
+            </w:r>
+          </w:p>
+        </w:tc>
+        <w:tc>
+          <w:tcPr>
+            <w:tcW w:type="dxa" w:w="1656"/>
+          </w:tcPr>
+          <w:p>
+            <w:r>
+              <w:rPr>
+                <w:rFonts w:ascii="Calibri" w:hAnsi="Calibri"/>
+                <w:b w:val="0"/>
+                <w:i w:val="0"/>
+                <w:color w:val="1A2238"/>
+                <w:sz w:val="16"/>
+              </w:rPr>
+              <w:t>OE1 / Acción 1.1.2</w:t>
+            </w:r>
+          </w:p>
+        </w:tc>
+      </w:tr>
+      <w:tr>
+        <w:tc>
+          <w:tcPr>
+            <w:tcW w:type="dxa" w:w="1656"/>
+          </w:tcPr>
+          <w:p>
+            <w:r>
+              <w:rPr>
+                <w:rFonts w:ascii="Calibri" w:hAnsi="Calibri"/>
+                <w:b/>
+                <w:i w:val="0"/>
+                <w:color w:val="1A2238"/>
+                <w:sz w:val="16"/>
+              </w:rPr>
+              <w:t>Profesores formados en el extranjero por año</w:t>
+            </w:r>
+          </w:p>
+        </w:tc>
+        <w:tc>
+          <w:tcPr>
+            <w:tcW w:type="dxa" w:w="1656"/>
+          </w:tcPr>
+          <w:p>
+            <w:r>
+              <w:rPr>
+                <w:rFonts w:ascii="Calibri" w:hAnsi="Calibri"/>
+                <w:b w:val="0"/>
+                <w:i w:val="0"/>
+                <w:color w:val="1A2238"/>
+                <w:sz w:val="16"/>
+              </w:rPr>
+              <w:t>s/d</w:t>
+            </w:r>
+          </w:p>
+        </w:tc>
+        <w:tc>
+          <w:tcPr>
+            <w:tcW w:type="dxa" w:w="1656"/>
+          </w:tcPr>
+          <w:p>
+            <w:r>
+              <w:rPr>
+                <w:rFonts w:ascii="Calibri" w:hAnsi="Calibri"/>
+                <w:b w:val="0"/>
+                <w:i w:val="0"/>
+                <w:color w:val="1A2238"/>
+                <w:sz w:val="16"/>
+              </w:rPr>
+              <w:t>20 000</w:t>
+            </w:r>
+          </w:p>
+        </w:tc>
+        <w:tc>
+          <w:tcPr>
+            <w:tcW w:type="dxa" w:w="1656"/>
+          </w:tcPr>
+          <w:p>
+            <w:r>
+              <w:rPr>
+                <w:rFonts w:ascii="Calibri" w:hAnsi="Calibri"/>
+                <w:b w:val="0"/>
+                <w:i w:val="0"/>
+                <w:color w:val="1A2238"/>
+                <w:sz w:val="16"/>
+              </w:rPr>
+              <w:t>docentes/año</w:t>
+            </w:r>
+          </w:p>
+        </w:tc>
+        <w:tc>
+          <w:tcPr>
+            <w:tcW w:type="dxa" w:w="1656"/>
+          </w:tcPr>
+          <w:p>
+            <w:r>
+              <w:rPr>
+                <w:rFonts w:ascii="Calibri" w:hAnsi="Calibri"/>
+                <w:b w:val="0"/>
+                <w:i w:val="0"/>
+                <w:color w:val="1A2238"/>
+                <w:sz w:val="16"/>
+              </w:rPr>
+              <w:t>—</w:t>
+            </w:r>
+          </w:p>
+        </w:tc>
+        <w:tc>
+          <w:tcPr>
+            <w:tcW w:type="dxa" w:w="1656"/>
+          </w:tcPr>
+          <w:p>
+            <w:r>
+              <w:rPr>
+                <w:rFonts w:ascii="Calibri" w:hAnsi="Calibri"/>
+                <w:b w:val="0"/>
+                <w:i w:val="0"/>
+                <w:color w:val="1A2238"/>
+                <w:sz w:val="16"/>
+              </w:rPr>
+              <w:t>Acción 1.1.2</w:t>
+            </w:r>
+          </w:p>
+        </w:tc>
+      </w:tr>
+      <w:tr>
+        <w:tc>
+          <w:tcPr>
+            <w:tcW w:type="dxa" w:w="1656"/>
+          </w:tcPr>
+          <w:p>
+            <w:r>
+              <w:rPr>
+                <w:rFonts w:ascii="Calibri" w:hAnsi="Calibri"/>
+                <w:b/>
+                <w:i w:val="0"/>
+                <w:color w:val="1A2238"/>
+                <w:sz w:val="16"/>
+              </w:rPr>
+              <w:t>Niños con alimentación cubierta (Meta 2030)</w:t>
+            </w:r>
+          </w:p>
+        </w:tc>
+        <w:tc>
+          <w:tcPr>
+            <w:tcW w:type="dxa" w:w="1656"/>
+          </w:tcPr>
+          <w:p>
+            <w:r>
+              <w:rPr>
+                <w:rFonts w:ascii="Calibri" w:hAnsi="Calibri"/>
+                <w:b w:val="0"/>
+                <w:i w:val="0"/>
+                <w:color w:val="1A2238"/>
+                <w:sz w:val="16"/>
+              </w:rPr>
+              <w:t>s/d</w:t>
+            </w:r>
+          </w:p>
+        </w:tc>
+        <w:tc>
+          <w:tcPr>
+            <w:tcW w:type="dxa" w:w="1656"/>
+          </w:tcPr>
+          <w:p>
+            <w:r>
+              <w:rPr>
+                <w:rFonts w:ascii="Calibri" w:hAnsi="Calibri"/>
+                <w:b w:val="0"/>
+                <w:i w:val="0"/>
+                <w:color w:val="1A2238"/>
+                <w:sz w:val="16"/>
+              </w:rPr>
+              <w:t>1 950 000</w:t>
+            </w:r>
+          </w:p>
+        </w:tc>
+        <w:tc>
+          <w:tcPr>
+            <w:tcW w:type="dxa" w:w="1656"/>
+          </w:tcPr>
+          <w:p>
+            <w:r>
+              <w:rPr>
+                <w:rFonts w:ascii="Calibri" w:hAnsi="Calibri"/>
+                <w:b w:val="0"/>
+                <w:i w:val="0"/>
+                <w:color w:val="1A2238"/>
+                <w:sz w:val="16"/>
+              </w:rPr>
+              <w:t>niños</w:t>
+            </w:r>
+          </w:p>
+        </w:tc>
+        <w:tc>
+          <w:tcPr>
+            <w:tcW w:type="dxa" w:w="1656"/>
+          </w:tcPr>
+          <w:p>
+            <w:r>
+              <w:rPr>
+                <w:rFonts w:ascii="Calibri" w:hAnsi="Calibri"/>
+                <w:b w:val="0"/>
+                <w:i w:val="0"/>
+                <w:color w:val="1A2238"/>
+                <w:sz w:val="16"/>
+              </w:rPr>
+              <w:t>—</w:t>
+            </w:r>
+          </w:p>
+        </w:tc>
+        <w:tc>
+          <w:tcPr>
+            <w:tcW w:type="dxa" w:w="1656"/>
+          </w:tcPr>
+          <w:p>
+            <w:r>
+              <w:rPr>
+                <w:rFonts w:ascii="Calibri" w:hAnsi="Calibri"/>
+                <w:b w:val="0"/>
+                <w:i w:val="0"/>
+                <w:color w:val="1A2238"/>
+                <w:sz w:val="16"/>
+              </w:rPr>
+              <w:t>Matriz Resumen OE1 (Año 5 del Plan)</w:t>
+            </w:r>
+          </w:p>
+        </w:tc>
+      </w:tr>
+      <w:tr>
+        <w:tc>
+          <w:tcPr>
+            <w:tcW w:type="dxa" w:w="1656"/>
+          </w:tcPr>
+          <w:p>
+            <w:r>
+              <w:rPr>
+                <w:rFonts w:ascii="Calibri" w:hAnsi="Calibri"/>
+                <w:b/>
+                <w:i w:val="0"/>
+                <w:color w:val="1A2238"/>
+                <w:sz w:val="16"/>
+              </w:rPr>
+              <w:t>Niños con alimentación cubierta (Meta 2040)</w:t>
+            </w:r>
+          </w:p>
+        </w:tc>
+        <w:tc>
+          <w:tcPr>
+            <w:tcW w:type="dxa" w:w="1656"/>
+          </w:tcPr>
+          <w:p>
+            <w:r>
+              <w:rPr>
+                <w:rFonts w:ascii="Calibri" w:hAnsi="Calibri"/>
+                <w:b w:val="0"/>
+                <w:i w:val="0"/>
+                <w:color w:val="1A2238"/>
+                <w:sz w:val="16"/>
+              </w:rPr>
+              <w:t>s/d</w:t>
+            </w:r>
+          </w:p>
+        </w:tc>
+        <w:tc>
+          <w:tcPr>
+            <w:tcW w:type="dxa" w:w="1656"/>
+          </w:tcPr>
+          <w:p>
+            <w:r>
+              <w:rPr>
+                <w:rFonts w:ascii="Calibri" w:hAnsi="Calibri"/>
+                <w:b w:val="0"/>
+                <w:i w:val="0"/>
+                <w:color w:val="1A2238"/>
+                <w:sz w:val="16"/>
+              </w:rPr>
+              <w:t>5 850 000</w:t>
+            </w:r>
+          </w:p>
+        </w:tc>
+        <w:tc>
+          <w:tcPr>
+            <w:tcW w:type="dxa" w:w="1656"/>
+          </w:tcPr>
+          <w:p>
+            <w:r>
+              <w:rPr>
+                <w:rFonts w:ascii="Calibri" w:hAnsi="Calibri"/>
+                <w:b w:val="0"/>
+                <w:i w:val="0"/>
+                <w:color w:val="1A2238"/>
+                <w:sz w:val="16"/>
+              </w:rPr>
+              <w:t>niños</w:t>
+            </w:r>
+          </w:p>
+        </w:tc>
+        <w:tc>
+          <w:tcPr>
+            <w:tcW w:type="dxa" w:w="1656"/>
+          </w:tcPr>
+          <w:p>
+            <w:r>
+              <w:rPr>
+                <w:rFonts w:ascii="Calibri" w:hAnsi="Calibri"/>
+                <w:b w:val="0"/>
+                <w:i w:val="0"/>
+                <w:color w:val="1A2238"/>
+                <w:sz w:val="16"/>
+              </w:rPr>
+              <w:t>—</w:t>
+            </w:r>
+          </w:p>
+        </w:tc>
+        <w:tc>
+          <w:tcPr>
+            <w:tcW w:type="dxa" w:w="1656"/>
+          </w:tcPr>
+          <w:p>
+            <w:r>
+              <w:rPr>
+                <w:rFonts w:ascii="Calibri" w:hAnsi="Calibri"/>
+                <w:b w:val="0"/>
+                <w:i w:val="0"/>
+                <w:color w:val="1A2238"/>
+                <w:sz w:val="16"/>
+              </w:rPr>
+              <w:t>Matriz Resumen OE1 (Año 15 del Plan)</w:t>
+            </w:r>
+          </w:p>
+        </w:tc>
+      </w:tr>
+      <w:tr>
+        <w:tc>
+          <w:tcPr>
+            <w:tcW w:type="dxa" w:w="1656"/>
+          </w:tcPr>
+          <w:p>
+            <w:r>
+              <w:rPr>
+                <w:rFonts w:ascii="Calibri" w:hAnsi="Calibri"/>
+                <w:b/>
+                <w:i w:val="0"/>
+                <w:color w:val="1A2238"/>
+                <w:sz w:val="16"/>
+              </w:rPr>
+              <w:t>Postas médicas construidas y operativas (Meta 2030)</w:t>
+            </w:r>
+          </w:p>
+        </w:tc>
+        <w:tc>
+          <w:tcPr>
+            <w:tcW w:type="dxa" w:w="1656"/>
+          </w:tcPr>
+          <w:p>
+            <w:r>
+              <w:rPr>
+                <w:rFonts w:ascii="Calibri" w:hAnsi="Calibri"/>
+                <w:b w:val="0"/>
+                <w:i w:val="0"/>
+                <w:color w:val="1A2238"/>
+                <w:sz w:val="16"/>
+              </w:rPr>
+              <w:t>s/d</w:t>
+            </w:r>
+          </w:p>
+        </w:tc>
+        <w:tc>
+          <w:tcPr>
+            <w:tcW w:type="dxa" w:w="1656"/>
+          </w:tcPr>
+          <w:p>
+            <w:r>
+              <w:rPr>
+                <w:rFonts w:ascii="Calibri" w:hAnsi="Calibri"/>
+                <w:b w:val="0"/>
+                <w:i w:val="0"/>
+                <w:color w:val="1A2238"/>
+                <w:sz w:val="16"/>
+              </w:rPr>
+              <w:t>431</w:t>
+            </w:r>
+          </w:p>
+        </w:tc>
+        <w:tc>
+          <w:tcPr>
+            <w:tcW w:type="dxa" w:w="1656"/>
+          </w:tcPr>
+          <w:p>
+            <w:r>
+              <w:rPr>
+                <w:rFonts w:ascii="Calibri" w:hAnsi="Calibri"/>
+                <w:b w:val="0"/>
+                <w:i w:val="0"/>
+                <w:color w:val="1A2238"/>
+                <w:sz w:val="16"/>
+              </w:rPr>
+              <w:t>postas</w:t>
+            </w:r>
+          </w:p>
+        </w:tc>
+        <w:tc>
+          <w:tcPr>
+            <w:tcW w:type="dxa" w:w="1656"/>
+          </w:tcPr>
+          <w:p>
+            <w:r>
+              <w:rPr>
+                <w:rFonts w:ascii="Calibri" w:hAnsi="Calibri"/>
+                <w:b w:val="0"/>
+                <w:i w:val="0"/>
+                <w:color w:val="1A2238"/>
+                <w:sz w:val="16"/>
+              </w:rPr>
+              <w:t>—</w:t>
+            </w:r>
+          </w:p>
+        </w:tc>
+        <w:tc>
+          <w:tcPr>
+            <w:tcW w:type="dxa" w:w="1656"/>
+          </w:tcPr>
+          <w:p>
+            <w:r>
+              <w:rPr>
+                <w:rFonts w:ascii="Calibri" w:hAnsi="Calibri"/>
+                <w:b w:val="0"/>
+                <w:i w:val="0"/>
+                <w:color w:val="1A2238"/>
+                <w:sz w:val="16"/>
+              </w:rPr>
+              <w:t>Matriz Resumen Acción 1.1.1 (Año 5)</w:t>
+            </w:r>
+          </w:p>
+        </w:tc>
+      </w:tr>
+      <w:tr>
+        <w:tc>
+          <w:tcPr>
+            <w:tcW w:type="dxa" w:w="1656"/>
+          </w:tcPr>
+          <w:p>
+            <w:r>
+              <w:rPr>
+                <w:rFonts w:ascii="Calibri" w:hAnsi="Calibri"/>
+                <w:b/>
+                <w:i w:val="0"/>
+                <w:color w:val="1A2238"/>
+                <w:sz w:val="16"/>
+              </w:rPr>
+              <w:t>Postas médicas operativas en zonas vulnerables (Meta 2040)</w:t>
+            </w:r>
+          </w:p>
+        </w:tc>
+        <w:tc>
+          <w:tcPr>
+            <w:tcW w:type="dxa" w:w="1656"/>
+          </w:tcPr>
+          <w:p>
+            <w:r>
+              <w:rPr>
+                <w:rFonts w:ascii="Calibri" w:hAnsi="Calibri"/>
+                <w:b w:val="0"/>
+                <w:i w:val="0"/>
+                <w:color w:val="1A2238"/>
+                <w:sz w:val="16"/>
+              </w:rPr>
+              <w:t>s/d</w:t>
+            </w:r>
+          </w:p>
+        </w:tc>
+        <w:tc>
+          <w:tcPr>
+            <w:tcW w:type="dxa" w:w="1656"/>
+          </w:tcPr>
+          <w:p>
+            <w:r>
+              <w:rPr>
+                <w:rFonts w:ascii="Calibri" w:hAnsi="Calibri"/>
+                <w:b w:val="0"/>
+                <w:i w:val="0"/>
+                <w:color w:val="1A2238"/>
+                <w:sz w:val="16"/>
+              </w:rPr>
+              <w:t>1 293</w:t>
+            </w:r>
+          </w:p>
+        </w:tc>
+        <w:tc>
+          <w:tcPr>
+            <w:tcW w:type="dxa" w:w="1656"/>
+          </w:tcPr>
+          <w:p>
+            <w:r>
+              <w:rPr>
+                <w:rFonts w:ascii="Calibri" w:hAnsi="Calibri"/>
+                <w:b w:val="0"/>
+                <w:i w:val="0"/>
+                <w:color w:val="1A2238"/>
+                <w:sz w:val="16"/>
+              </w:rPr>
+              <w:t>postas</w:t>
+            </w:r>
+          </w:p>
+        </w:tc>
+        <w:tc>
+          <w:tcPr>
+            <w:tcW w:type="dxa" w:w="1656"/>
+          </w:tcPr>
+          <w:p>
+            <w:r>
+              <w:rPr>
+                <w:rFonts w:ascii="Calibri" w:hAnsi="Calibri"/>
+                <w:b w:val="0"/>
+                <w:i w:val="0"/>
+                <w:color w:val="1A2238"/>
+                <w:sz w:val="16"/>
+              </w:rPr>
+              <w:t>—</w:t>
+            </w:r>
+          </w:p>
+        </w:tc>
+        <w:tc>
+          <w:tcPr>
+            <w:tcW w:type="dxa" w:w="1656"/>
+          </w:tcPr>
+          <w:p>
+            <w:r>
+              <w:rPr>
+                <w:rFonts w:ascii="Calibri" w:hAnsi="Calibri"/>
+                <w:b w:val="0"/>
+                <w:i w:val="0"/>
+                <w:color w:val="1A2238"/>
+                <w:sz w:val="16"/>
+              </w:rPr>
+              <w:t>Matriz Resumen Acción 1.1.1 (Año 15)</w:t>
+            </w:r>
+          </w:p>
+        </w:tc>
+      </w:tr>
+      <w:tr>
+        <w:tc>
+          <w:tcPr>
+            <w:tcW w:type="dxa" w:w="1656"/>
+          </w:tcPr>
+          <w:p>
+            <w:r>
+              <w:rPr>
+                <w:rFonts w:ascii="Calibri" w:hAnsi="Calibri"/>
+                <w:b/>
+                <w:i w:val="0"/>
+                <w:color w:val="1A2238"/>
+                <w:sz w:val="16"/>
+              </w:rPr>
+              <w:t>Colegios construidos (Meta 2030)</w:t>
+            </w:r>
+          </w:p>
+        </w:tc>
+        <w:tc>
+          <w:tcPr>
+            <w:tcW w:type="dxa" w:w="1656"/>
+          </w:tcPr>
+          <w:p>
+            <w:r>
+              <w:rPr>
+                <w:rFonts w:ascii="Calibri" w:hAnsi="Calibri"/>
+                <w:b w:val="0"/>
+                <w:i w:val="0"/>
+                <w:color w:val="1A2238"/>
+                <w:sz w:val="16"/>
+              </w:rPr>
+              <w:t>s/d</w:t>
+            </w:r>
+          </w:p>
+        </w:tc>
+        <w:tc>
+          <w:tcPr>
+            <w:tcW w:type="dxa" w:w="1656"/>
+          </w:tcPr>
+          <w:p>
+            <w:r>
+              <w:rPr>
+                <w:rFonts w:ascii="Calibri" w:hAnsi="Calibri"/>
+                <w:b w:val="0"/>
+                <w:i w:val="0"/>
+                <w:color w:val="1A2238"/>
+                <w:sz w:val="16"/>
+              </w:rPr>
+              <w:t>2 200</w:t>
+            </w:r>
+          </w:p>
+        </w:tc>
+        <w:tc>
+          <w:tcPr>
+            <w:tcW w:type="dxa" w:w="1656"/>
+          </w:tcPr>
+          <w:p>
+            <w:r>
+              <w:rPr>
+                <w:rFonts w:ascii="Calibri" w:hAnsi="Calibri"/>
+                <w:b w:val="0"/>
+                <w:i w:val="0"/>
+                <w:color w:val="1A2238"/>
+                <w:sz w:val="16"/>
+              </w:rPr>
+              <w:t>colegios</w:t>
+            </w:r>
+          </w:p>
+        </w:tc>
+        <w:tc>
+          <w:tcPr>
+            <w:tcW w:type="dxa" w:w="1656"/>
+          </w:tcPr>
+          <w:p>
+            <w:r>
+              <w:rPr>
+                <w:rFonts w:ascii="Calibri" w:hAnsi="Calibri"/>
+                <w:b w:val="0"/>
+                <w:i w:val="0"/>
+                <w:color w:val="1A2238"/>
+                <w:sz w:val="16"/>
+              </w:rPr>
+              <w:t>—</w:t>
+            </w:r>
+          </w:p>
+        </w:tc>
+        <w:tc>
+          <w:tcPr>
+            <w:tcW w:type="dxa" w:w="1656"/>
+          </w:tcPr>
+          <w:p>
+            <w:r>
+              <w:rPr>
+                <w:rFonts w:ascii="Calibri" w:hAnsi="Calibri"/>
+                <w:b w:val="0"/>
+                <w:i w:val="0"/>
+                <w:color w:val="1A2238"/>
+                <w:sz w:val="16"/>
+              </w:rPr>
+              <w:t>Matriz Resumen Acción 1.1.2 (Año 5)</w:t>
+            </w:r>
+          </w:p>
+        </w:tc>
+      </w:tr>
+      <w:tr>
+        <w:tc>
+          <w:tcPr>
+            <w:tcW w:type="dxa" w:w="1656"/>
+          </w:tcPr>
+          <w:p>
+            <w:r>
+              <w:rPr>
+                <w:rFonts w:ascii="Calibri" w:hAnsi="Calibri"/>
+                <w:b/>
+                <w:i w:val="0"/>
+                <w:color w:val="1A2238"/>
+                <w:sz w:val="16"/>
+              </w:rPr>
+              <w:t>Profesores formados en el extranjero (Meta 2030)</w:t>
+            </w:r>
+          </w:p>
+        </w:tc>
+        <w:tc>
+          <w:tcPr>
+            <w:tcW w:type="dxa" w:w="1656"/>
+          </w:tcPr>
+          <w:p>
+            <w:r>
+              <w:rPr>
+                <w:rFonts w:ascii="Calibri" w:hAnsi="Calibri"/>
+                <w:b w:val="0"/>
+                <w:i w:val="0"/>
+                <w:color w:val="1A2238"/>
+                <w:sz w:val="16"/>
+              </w:rPr>
+              <w:t>s/d</w:t>
+            </w:r>
+          </w:p>
+        </w:tc>
+        <w:tc>
+          <w:tcPr>
+            <w:tcW w:type="dxa" w:w="1656"/>
+          </w:tcPr>
+          <w:p>
+            <w:r>
+              <w:rPr>
+                <w:rFonts w:ascii="Calibri" w:hAnsi="Calibri"/>
+                <w:b w:val="0"/>
+                <w:i w:val="0"/>
+                <w:color w:val="1A2238"/>
+                <w:sz w:val="16"/>
+              </w:rPr>
+              <w:t>100 000</w:t>
+            </w:r>
+          </w:p>
+        </w:tc>
+        <w:tc>
+          <w:tcPr>
+            <w:tcW w:type="dxa" w:w="1656"/>
+          </w:tcPr>
+          <w:p>
+            <w:r>
+              <w:rPr>
+                <w:rFonts w:ascii="Calibri" w:hAnsi="Calibri"/>
+                <w:b w:val="0"/>
+                <w:i w:val="0"/>
+                <w:color w:val="1A2238"/>
+                <w:sz w:val="16"/>
+              </w:rPr>
+              <w:t>docentes</w:t>
+            </w:r>
+          </w:p>
+        </w:tc>
+        <w:tc>
+          <w:tcPr>
+            <w:tcW w:type="dxa" w:w="1656"/>
+          </w:tcPr>
+          <w:p>
+            <w:r>
+              <w:rPr>
+                <w:rFonts w:ascii="Calibri" w:hAnsi="Calibri"/>
+                <w:b w:val="0"/>
+                <w:i w:val="0"/>
+                <w:color w:val="1A2238"/>
+                <w:sz w:val="16"/>
+              </w:rPr>
+              <w:t>—</w:t>
+            </w:r>
+          </w:p>
+        </w:tc>
+        <w:tc>
+          <w:tcPr>
+            <w:tcW w:type="dxa" w:w="1656"/>
+          </w:tcPr>
+          <w:p>
+            <w:r>
+              <w:rPr>
+                <w:rFonts w:ascii="Calibri" w:hAnsi="Calibri"/>
+                <w:b w:val="0"/>
+                <w:i w:val="0"/>
+                <w:color w:val="1A2238"/>
+                <w:sz w:val="16"/>
+              </w:rPr>
+              <w:t>Matriz Resumen Acción 1.1.2 (Año 5)</w:t>
+            </w:r>
+          </w:p>
+        </w:tc>
+      </w:tr>
+      <w:tr>
+        <w:tc>
+          <w:tcPr>
+            <w:tcW w:type="dxa" w:w="1656"/>
+          </w:tcPr>
+          <w:p>
+            <w:r>
+              <w:rPr>
+                <w:rFonts w:ascii="Calibri" w:hAnsi="Calibri"/>
+                <w:b/>
+                <w:i w:val="0"/>
+                <w:color w:val="1A2238"/>
+                <w:sz w:val="16"/>
+              </w:rPr>
+              <w:t>MYPES informales integradas a la cadena formal metalmecánica (Meta 2040)</w:t>
+            </w:r>
+          </w:p>
+        </w:tc>
+        <w:tc>
+          <w:tcPr>
+            <w:tcW w:type="dxa" w:w="1656"/>
+          </w:tcPr>
+          <w:p>
+            <w:r>
+              <w:rPr>
+                <w:rFonts w:ascii="Calibri" w:hAnsi="Calibri"/>
+                <w:b w:val="0"/>
+                <w:i w:val="0"/>
+                <w:color w:val="1A2238"/>
+                <w:sz w:val="16"/>
+              </w:rPr>
+              <w:t>s/d</w:t>
+            </w:r>
+          </w:p>
+        </w:tc>
+        <w:tc>
+          <w:tcPr>
+            <w:tcW w:type="dxa" w:w="1656"/>
+          </w:tcPr>
+          <w:p>
+            <w:r>
+              <w:rPr>
+                <w:rFonts w:ascii="Calibri" w:hAnsi="Calibri"/>
+                <w:b w:val="0"/>
+                <w:i w:val="0"/>
+                <w:color w:val="1A2238"/>
+                <w:sz w:val="16"/>
+              </w:rPr>
+              <w:t>500 000</w:t>
+            </w:r>
+          </w:p>
+        </w:tc>
+        <w:tc>
+          <w:tcPr>
+            <w:tcW w:type="dxa" w:w="1656"/>
+          </w:tcPr>
+          <w:p>
+            <w:r>
+              <w:rPr>
+                <w:rFonts w:ascii="Calibri" w:hAnsi="Calibri"/>
+                <w:b w:val="0"/>
+                <w:i w:val="0"/>
+                <w:color w:val="1A2238"/>
+                <w:sz w:val="16"/>
+              </w:rPr>
+              <w:t>MYPES</w:t>
+            </w:r>
+          </w:p>
+        </w:tc>
+        <w:tc>
+          <w:tcPr>
+            <w:tcW w:type="dxa" w:w="1656"/>
+          </w:tcPr>
+          <w:p>
+            <w:r>
+              <w:rPr>
+                <w:rFonts w:ascii="Calibri" w:hAnsi="Calibri"/>
+                <w:b w:val="0"/>
+                <w:i w:val="0"/>
+                <w:color w:val="1A2238"/>
+                <w:sz w:val="16"/>
+              </w:rPr>
+              <w:t>—</w:t>
+            </w:r>
+          </w:p>
+        </w:tc>
+        <w:tc>
+          <w:tcPr>
+            <w:tcW w:type="dxa" w:w="1656"/>
+          </w:tcPr>
+          <w:p>
+            <w:r>
+              <w:rPr>
+                <w:rFonts w:ascii="Calibri" w:hAnsi="Calibri"/>
+                <w:b w:val="0"/>
+                <w:i w:val="0"/>
+                <w:color w:val="1A2238"/>
+                <w:sz w:val="16"/>
+              </w:rPr>
+              <w:t>Matriz Resumen Acción 2.2.1 (Año 15)</w:t>
+            </w:r>
+          </w:p>
+        </w:tc>
+      </w:tr>
+      <w:tr>
+        <w:tc>
+          <w:tcPr>
+            <w:tcW w:type="dxa" w:w="1656"/>
+          </w:tcPr>
+          <w:p>
+            <w:r>
+              <w:rPr>
+                <w:rFonts w:ascii="Calibri" w:hAnsi="Calibri"/>
+                <w:b/>
+                <w:i w:val="0"/>
+                <w:color w:val="1A2238"/>
+                <w:sz w:val="16"/>
+              </w:rPr>
+              <w:t>Países fundadores de la OPPC (Meta 2030)</w:t>
+            </w:r>
+          </w:p>
+        </w:tc>
+        <w:tc>
+          <w:tcPr>
+            <w:tcW w:type="dxa" w:w="1656"/>
+          </w:tcPr>
+          <w:p>
+            <w:r>
+              <w:rPr>
+                <w:rFonts w:ascii="Calibri" w:hAnsi="Calibri"/>
+                <w:b w:val="0"/>
+                <w:i w:val="0"/>
+                <w:color w:val="1A2238"/>
+                <w:sz w:val="16"/>
+              </w:rPr>
+              <w:t>s/d</w:t>
+            </w:r>
+          </w:p>
+        </w:tc>
+        <w:tc>
+          <w:tcPr>
+            <w:tcW w:type="dxa" w:w="1656"/>
+          </w:tcPr>
+          <w:p>
+            <w:r>
+              <w:rPr>
+                <w:rFonts w:ascii="Calibri" w:hAnsi="Calibri"/>
+                <w:b w:val="0"/>
+                <w:i w:val="0"/>
+                <w:color w:val="1A2238"/>
+                <w:sz w:val="16"/>
+              </w:rPr>
+              <w:t>7</w:t>
+            </w:r>
+          </w:p>
+        </w:tc>
+        <w:tc>
+          <w:tcPr>
+            <w:tcW w:type="dxa" w:w="1656"/>
+          </w:tcPr>
+          <w:p>
+            <w:r>
+              <w:rPr>
+                <w:rFonts w:ascii="Calibri" w:hAnsi="Calibri"/>
+                <w:b w:val="0"/>
+                <w:i w:val="0"/>
+                <w:color w:val="1A2238"/>
+                <w:sz w:val="16"/>
+              </w:rPr>
+              <w:t>países</w:t>
+            </w:r>
+          </w:p>
+        </w:tc>
+        <w:tc>
+          <w:tcPr>
+            <w:tcW w:type="dxa" w:w="1656"/>
+          </w:tcPr>
+          <w:p>
+            <w:r>
+              <w:rPr>
+                <w:rFonts w:ascii="Calibri" w:hAnsi="Calibri"/>
+                <w:b w:val="0"/>
+                <w:i w:val="0"/>
+                <w:color w:val="1A2238"/>
+                <w:sz w:val="16"/>
+              </w:rPr>
+              <w:t>—</w:t>
+            </w:r>
+          </w:p>
+        </w:tc>
+        <w:tc>
+          <w:tcPr>
+            <w:tcW w:type="dxa" w:w="1656"/>
+          </w:tcPr>
+          <w:p>
+            <w:r>
+              <w:rPr>
+                <w:rFonts w:ascii="Calibri" w:hAnsi="Calibri"/>
+                <w:b w:val="0"/>
+                <w:i w:val="0"/>
+                <w:color w:val="1A2238"/>
+                <w:sz w:val="16"/>
+              </w:rPr>
+              <w:t>Matriz Resumen OE3 (Año 5)</w:t>
+            </w:r>
+          </w:p>
+        </w:tc>
+      </w:tr>
+      <w:tr>
+        <w:tc>
+          <w:tcPr>
+            <w:tcW w:type="dxa" w:w="1656"/>
+          </w:tcPr>
+          <w:p>
+            <w:r>
+              <w:rPr>
+                <w:rFonts w:ascii="Calibri" w:hAnsi="Calibri"/>
+                <w:b/>
+                <w:i w:val="0"/>
+                <w:color w:val="1A2238"/>
+                <w:sz w:val="16"/>
+              </w:rPr>
+              <w:t>Fuerza laboral informal a incorporar</w:t>
             </w:r>
           </w:p>
         </w:tc>
@@ -673,7 +3114,7 @@
                 <w:color w:val="1A2238"/>
                 <w:sz w:val="16"/>
               </w:rPr>
-              <w:t>INEI</w:t>
+              <w:t>OE2 (Pilar 2)</w:t>
             </w:r>
           </w:p>
         </w:tc>
@@ -692,24 +3133,7 @@
                 <w:color w:val="1A2238"/>
                 <w:sz w:val="16"/>
               </w:rPr>
-              <w:t>Tasa de informalidad laboral</w:t>
-            </w:r>
-          </w:p>
-        </w:tc>
-        <w:tc>
-          <w:tcPr>
-            <w:tcW w:type="dxa" w:w="1656"/>
-          </w:tcPr>
-          <w:p>
-            <w:r>
-              <w:rPr>
-                <w:rFonts w:ascii="Calibri" w:hAnsi="Calibri"/>
-                <w:b w:val="0"/>
-                <w:i w:val="0"/>
-                <w:color w:val="1A2238"/>
-                <w:sz w:val="16"/>
-              </w:rPr>
-              <w:t>70</w:t>
+              <w:t>Inversión diaria en alimentación por individuo del segmento E</w:t>
             </w:r>
           </w:p>
         </w:tc>
@@ -743,7 +3167,24 @@
                 <w:color w:val="1A2238"/>
                 <w:sz w:val="16"/>
               </w:rPr>
-              <w:t>% de la PEA</w:t>
+              <w:t>5.4</w:t>
+            </w:r>
+          </w:p>
+        </w:tc>
+        <w:tc>
+          <w:tcPr>
+            <w:tcW w:type="dxa" w:w="1656"/>
+          </w:tcPr>
+          <w:p>
+            <w:r>
+              <w:rPr>
+                <w:rFonts w:ascii="Calibri" w:hAnsi="Calibri"/>
+                <w:b w:val="0"/>
+                <w:i w:val="0"/>
+                <w:color w:val="1A2238"/>
+                <w:sz w:val="16"/>
+              </w:rPr>
+              <w:t>US$/día</w:t>
             </w:r>
           </w:p>
         </w:tc>
@@ -777,7 +3218,7 @@
                 <w:color w:val="1A2238"/>
                 <w:sz w:val="16"/>
               </w:rPr>
-              <w:t>INEI</w:t>
+              <w:t>Acción 1.1.1</w:t>
             </w:r>
           </w:p>
         </w:tc>
@@ -796,24 +3237,7 @@
                 <w:color w:val="1A2238"/>
                 <w:sz w:val="16"/>
               </w:rPr>
-              <w:t>PBI</w:t>
-            </w:r>
-          </w:p>
-        </w:tc>
-        <w:tc>
-          <w:tcPr>
-            <w:tcW w:type="dxa" w:w="1656"/>
-          </w:tcPr>
-          <w:p>
-            <w:r>
-              <w:rPr>
-                <w:rFonts w:ascii="Calibri" w:hAnsi="Calibri"/>
-                <w:b w:val="0"/>
-                <w:i w:val="0"/>
-                <w:color w:val="1A2238"/>
-                <w:sz w:val="16"/>
-              </w:rPr>
-              <w:t>280 000</w:t>
+              <w:t>Inversión anual en formación docente y modernización escolar</w:t>
             </w:r>
           </w:p>
         </w:tc>
@@ -847,7 +3271,24 @@
                 <w:color w:val="1A2238"/>
                 <w:sz w:val="16"/>
               </w:rPr>
-              <w:t>MM US$</w:t>
+              <w:t>1 222</w:t>
+            </w:r>
+          </w:p>
+        </w:tc>
+        <w:tc>
+          <w:tcPr>
+            <w:tcW w:type="dxa" w:w="1656"/>
+          </w:tcPr>
+          <w:p>
+            <w:r>
+              <w:rPr>
+                <w:rFonts w:ascii="Calibri" w:hAnsi="Calibri"/>
+                <w:b w:val="0"/>
+                <w:i w:val="0"/>
+                <w:color w:val="1A2238"/>
+                <w:sz w:val="16"/>
+              </w:rPr>
+              <w:t>US$ millones/año</w:t>
             </w:r>
           </w:p>
         </w:tc>
@@ -881,2087 +3322,7 @@
                 <w:color w:val="1A2238"/>
                 <w:sz w:val="16"/>
               </w:rPr>
-              <w:t>INEI</w:t>
-            </w:r>
-          </w:p>
-        </w:tc>
-      </w:tr>
-      <w:tr>
-        <w:tc>
-          <w:tcPr>
-            <w:tcW w:type="dxa" w:w="1656"/>
-          </w:tcPr>
-          <w:p>
-            <w:r>
-              <w:rPr>
-                <w:rFonts w:ascii="Calibri" w:hAnsi="Calibri"/>
-                <w:b/>
-                <w:i w:val="0"/>
-                <w:color w:val="1A2238"/>
-                <w:sz w:val="16"/>
-              </w:rPr>
-              <w:t>PBI per cápita</w:t>
-            </w:r>
-          </w:p>
-        </w:tc>
-        <w:tc>
-          <w:tcPr>
-            <w:tcW w:type="dxa" w:w="1656"/>
-          </w:tcPr>
-          <w:p>
-            <w:r>
-              <w:rPr>
-                <w:rFonts w:ascii="Calibri" w:hAnsi="Calibri"/>
-                <w:b w:val="0"/>
-                <w:i w:val="0"/>
-                <w:color w:val="1A2238"/>
-                <w:sz w:val="16"/>
-              </w:rPr>
-              <w:t>8 300</w:t>
-            </w:r>
-          </w:p>
-        </w:tc>
-        <w:tc>
-          <w:tcPr>
-            <w:tcW w:type="dxa" w:w="1656"/>
-          </w:tcPr>
-          <w:p>
-            <w:r>
-              <w:rPr>
-                <w:rFonts w:ascii="Calibri" w:hAnsi="Calibri"/>
-                <w:b w:val="0"/>
-                <w:i w:val="0"/>
-                <w:color w:val="1A2238"/>
-                <w:sz w:val="16"/>
-              </w:rPr>
-              <w:t>s/d</w:t>
-            </w:r>
-          </w:p>
-        </w:tc>
-        <w:tc>
-          <w:tcPr>
-            <w:tcW w:type="dxa" w:w="1656"/>
-          </w:tcPr>
-          <w:p>
-            <w:r>
-              <w:rPr>
-                <w:rFonts w:ascii="Calibri" w:hAnsi="Calibri"/>
-                <w:b w:val="0"/>
-                <w:i w:val="0"/>
-                <w:color w:val="1A2238"/>
-                <w:sz w:val="16"/>
-              </w:rPr>
-              <w:t>US$</w:t>
-            </w:r>
-          </w:p>
-        </w:tc>
-        <w:tc>
-          <w:tcPr>
-            <w:tcW w:type="dxa" w:w="1656"/>
-          </w:tcPr>
-          <w:p>
-            <w:r>
-              <w:rPr>
-                <w:rFonts w:ascii="Calibri" w:hAnsi="Calibri"/>
-                <w:b w:val="0"/>
-                <w:i w:val="0"/>
-                <w:color w:val="1A2238"/>
-                <w:sz w:val="16"/>
-              </w:rPr>
-              <w:t>—</w:t>
-            </w:r>
-          </w:p>
-        </w:tc>
-        <w:tc>
-          <w:tcPr>
-            <w:tcW w:type="dxa" w:w="1656"/>
-          </w:tcPr>
-          <w:p>
-            <w:r>
-              <w:rPr>
-                <w:rFonts w:ascii="Calibri" w:hAnsi="Calibri"/>
-                <w:b w:val="0"/>
-                <w:i w:val="0"/>
-                <w:color w:val="1A2238"/>
-                <w:sz w:val="16"/>
-              </w:rPr>
-              <w:t>INEI</w:t>
-            </w:r>
-          </w:p>
-        </w:tc>
-      </w:tr>
-      <w:tr>
-        <w:tc>
-          <w:tcPr>
-            <w:tcW w:type="dxa" w:w="1656"/>
-          </w:tcPr>
-          <w:p>
-            <w:r>
-              <w:rPr>
-                <w:rFonts w:ascii="Calibri" w:hAnsi="Calibri"/>
-                <w:b/>
-                <w:i w:val="0"/>
-                <w:color w:val="1A2238"/>
-                <w:sz w:val="16"/>
-              </w:rPr>
-              <w:t>Índice de Desarrollo Humano (IDH)</w:t>
-            </w:r>
-          </w:p>
-        </w:tc>
-        <w:tc>
-          <w:tcPr>
-            <w:tcW w:type="dxa" w:w="1656"/>
-          </w:tcPr>
-          <w:p>
-            <w:r>
-              <w:rPr>
-                <w:rFonts w:ascii="Calibri" w:hAnsi="Calibri"/>
-                <w:b w:val="0"/>
-                <w:i w:val="0"/>
-                <w:color w:val="1A2238"/>
-                <w:sz w:val="16"/>
-              </w:rPr>
-              <w:t>0.762</w:t>
-            </w:r>
-          </w:p>
-        </w:tc>
-        <w:tc>
-          <w:tcPr>
-            <w:tcW w:type="dxa" w:w="1656"/>
-          </w:tcPr>
-          <w:p>
-            <w:r>
-              <w:rPr>
-                <w:rFonts w:ascii="Calibri" w:hAnsi="Calibri"/>
-                <w:b w:val="0"/>
-                <w:i w:val="0"/>
-                <w:color w:val="1A2238"/>
-                <w:sz w:val="16"/>
-              </w:rPr>
-              <w:t>s/d</w:t>
-            </w:r>
-          </w:p>
-        </w:tc>
-        <w:tc>
-          <w:tcPr>
-            <w:tcW w:type="dxa" w:w="1656"/>
-          </w:tcPr>
-          <w:p>
-            <w:r>
-              <w:rPr>
-                <w:rFonts w:ascii="Calibri" w:hAnsi="Calibri"/>
-                <w:b w:val="0"/>
-                <w:i w:val="0"/>
-                <w:color w:val="1A2238"/>
-                <w:sz w:val="16"/>
-              </w:rPr>
-              <w:t>índice (0-1)</w:t>
-            </w:r>
-          </w:p>
-        </w:tc>
-        <w:tc>
-          <w:tcPr>
-            <w:tcW w:type="dxa" w:w="1656"/>
-          </w:tcPr>
-          <w:p>
-            <w:r>
-              <w:rPr>
-                <w:rFonts w:ascii="Calibri" w:hAnsi="Calibri"/>
-                <w:b w:val="0"/>
-                <w:i w:val="0"/>
-                <w:color w:val="1A2238"/>
-                <w:sz w:val="16"/>
-              </w:rPr>
-              <w:t>—</w:t>
-            </w:r>
-          </w:p>
-        </w:tc>
-        <w:tc>
-          <w:tcPr>
-            <w:tcW w:type="dxa" w:w="1656"/>
-          </w:tcPr>
-          <w:p>
-            <w:r>
-              <w:rPr>
-                <w:rFonts w:ascii="Calibri" w:hAnsi="Calibri"/>
-                <w:b w:val="0"/>
-                <w:i w:val="0"/>
-                <w:color w:val="1A2238"/>
-                <w:sz w:val="16"/>
-              </w:rPr>
-              <w:t>PNUD</w:t>
-            </w:r>
-          </w:p>
-        </w:tc>
-      </w:tr>
-      <w:tr>
-        <w:tc>
-          <w:tcPr>
-            <w:tcW w:type="dxa" w:w="1656"/>
-          </w:tcPr>
-          <w:p>
-            <w:r>
-              <w:rPr>
-                <w:rFonts w:ascii="Calibri" w:hAnsi="Calibri"/>
-                <w:b/>
-                <w:i w:val="0"/>
-                <w:color w:val="1A2238"/>
-                <w:sz w:val="16"/>
-              </w:rPr>
-              <w:t>Puesto IDH mundial</w:t>
-            </w:r>
-          </w:p>
-        </w:tc>
-        <w:tc>
-          <w:tcPr>
-            <w:tcW w:type="dxa" w:w="1656"/>
-          </w:tcPr>
-          <w:p>
-            <w:r>
-              <w:rPr>
-                <w:rFonts w:ascii="Calibri" w:hAnsi="Calibri"/>
-                <w:b w:val="0"/>
-                <w:i w:val="0"/>
-                <w:color w:val="1A2238"/>
-                <w:sz w:val="16"/>
-              </w:rPr>
-              <w:t>87</w:t>
-            </w:r>
-          </w:p>
-        </w:tc>
-        <w:tc>
-          <w:tcPr>
-            <w:tcW w:type="dxa" w:w="1656"/>
-          </w:tcPr>
-          <w:p>
-            <w:r>
-              <w:rPr>
-                <w:rFonts w:ascii="Calibri" w:hAnsi="Calibri"/>
-                <w:b w:val="0"/>
-                <w:i w:val="0"/>
-                <w:color w:val="1A2238"/>
-                <w:sz w:val="16"/>
-              </w:rPr>
-              <w:t>s/d</w:t>
-            </w:r>
-          </w:p>
-        </w:tc>
-        <w:tc>
-          <w:tcPr>
-            <w:tcW w:type="dxa" w:w="1656"/>
-          </w:tcPr>
-          <w:p>
-            <w:r>
-              <w:rPr>
-                <w:rFonts w:ascii="Calibri" w:hAnsi="Calibri"/>
-                <w:b w:val="0"/>
-                <w:i w:val="0"/>
-                <w:color w:val="1A2238"/>
-                <w:sz w:val="16"/>
-              </w:rPr>
-              <w:t>puesto</w:t>
-            </w:r>
-          </w:p>
-        </w:tc>
-        <w:tc>
-          <w:tcPr>
-            <w:tcW w:type="dxa" w:w="1656"/>
-          </w:tcPr>
-          <w:p>
-            <w:r>
-              <w:rPr>
-                <w:rFonts w:ascii="Calibri" w:hAnsi="Calibri"/>
-                <w:b w:val="0"/>
-                <w:i w:val="0"/>
-                <w:color w:val="1A2238"/>
-                <w:sz w:val="16"/>
-              </w:rPr>
-              <w:t>—</w:t>
-            </w:r>
-          </w:p>
-        </w:tc>
-        <w:tc>
-          <w:tcPr>
-            <w:tcW w:type="dxa" w:w="1656"/>
-          </w:tcPr>
-          <w:p>
-            <w:r>
-              <w:rPr>
-                <w:rFonts w:ascii="Calibri" w:hAnsi="Calibri"/>
-                <w:b w:val="0"/>
-                <w:i w:val="0"/>
-                <w:color w:val="1A2238"/>
-                <w:sz w:val="16"/>
-              </w:rPr>
-              <w:t>PNUD</w:t>
-            </w:r>
-          </w:p>
-        </w:tc>
-      </w:tr>
-      <w:tr>
-        <w:tc>
-          <w:tcPr>
-            <w:tcW w:type="dxa" w:w="1656"/>
-          </w:tcPr>
-          <w:p>
-            <w:r>
-              <w:rPr>
-                <w:rFonts w:ascii="Calibri" w:hAnsi="Calibri"/>
-                <w:b/>
-                <w:i w:val="0"/>
-                <w:color w:val="1A2238"/>
-                <w:sz w:val="16"/>
-              </w:rPr>
-              <w:t>Exportaciones totales</w:t>
-            </w:r>
-          </w:p>
-        </w:tc>
-        <w:tc>
-          <w:tcPr>
-            <w:tcW w:type="dxa" w:w="1656"/>
-          </w:tcPr>
-          <w:p>
-            <w:r>
-              <w:rPr>
-                <w:rFonts w:ascii="Calibri" w:hAnsi="Calibri"/>
-                <w:b w:val="0"/>
-                <w:i w:val="0"/>
-                <w:color w:val="1A2238"/>
-                <w:sz w:val="16"/>
-              </w:rPr>
-              <w:t>74 600</w:t>
-            </w:r>
-          </w:p>
-        </w:tc>
-        <w:tc>
-          <w:tcPr>
-            <w:tcW w:type="dxa" w:w="1656"/>
-          </w:tcPr>
-          <w:p>
-            <w:r>
-              <w:rPr>
-                <w:rFonts w:ascii="Calibri" w:hAnsi="Calibri"/>
-                <w:b w:val="0"/>
-                <w:i w:val="0"/>
-                <w:color w:val="1A2238"/>
-                <w:sz w:val="16"/>
-              </w:rPr>
-              <w:t>131 700</w:t>
-            </w:r>
-          </w:p>
-        </w:tc>
-        <w:tc>
-          <w:tcPr>
-            <w:tcW w:type="dxa" w:w="1656"/>
-          </w:tcPr>
-          <w:p>
-            <w:r>
-              <w:rPr>
-                <w:rFonts w:ascii="Calibri" w:hAnsi="Calibri"/>
-                <w:b w:val="0"/>
-                <w:i w:val="0"/>
-                <w:color w:val="1A2238"/>
-                <w:sz w:val="16"/>
-              </w:rPr>
-              <w:t>MM US$</w:t>
-            </w:r>
-          </w:p>
-        </w:tc>
-        <w:tc>
-          <w:tcPr>
-            <w:tcW w:type="dxa" w:w="1656"/>
-          </w:tcPr>
-          <w:p>
-            <w:r>
-              <w:rPr>
-                <w:rFonts w:ascii="Calibri" w:hAnsi="Calibri"/>
-                <w:b w:val="0"/>
-                <w:i w:val="0"/>
-                <w:color w:val="1A2238"/>
-                <w:sz w:val="16"/>
-              </w:rPr>
-              <w:t>57%</w:t>
-            </w:r>
-          </w:p>
-        </w:tc>
-        <w:tc>
-          <w:tcPr>
-            <w:tcW w:type="dxa" w:w="1656"/>
-          </w:tcPr>
-          <w:p>
-            <w:r>
-              <w:rPr>
-                <w:rFonts w:ascii="Calibri" w:hAnsi="Calibri"/>
-                <w:b w:val="0"/>
-                <w:i w:val="0"/>
-                <w:color w:val="1A2238"/>
-                <w:sz w:val="16"/>
-              </w:rPr>
-              <w:t>Plan Perú 2050 - proyección con industria</w:t>
-            </w:r>
-          </w:p>
-        </w:tc>
-      </w:tr>
-      <w:tr>
-        <w:tc>
-          <w:tcPr>
-            <w:tcW w:type="dxa" w:w="1656"/>
-          </w:tcPr>
-          <w:p>
-            <w:r>
-              <w:rPr>
-                <w:rFonts w:ascii="Calibri" w:hAnsi="Calibri"/>
-                <w:b/>
-                <w:i w:val="0"/>
-                <w:color w:val="1A2238"/>
-                <w:sz w:val="16"/>
-              </w:rPr>
-              <w:t>Exportaciones metalmecánicas</w:t>
-            </w:r>
-          </w:p>
-        </w:tc>
-        <w:tc>
-          <w:tcPr>
-            <w:tcW w:type="dxa" w:w="1656"/>
-          </w:tcPr>
-          <w:p>
-            <w:r>
-              <w:rPr>
-                <w:rFonts w:ascii="Calibri" w:hAnsi="Calibri"/>
-                <w:b w:val="0"/>
-                <w:i w:val="0"/>
-                <w:color w:val="1A2238"/>
-                <w:sz w:val="16"/>
-              </w:rPr>
-              <w:t>712</w:t>
-            </w:r>
-          </w:p>
-        </w:tc>
-        <w:tc>
-          <w:tcPr>
-            <w:tcW w:type="dxa" w:w="1656"/>
-          </w:tcPr>
-          <w:p>
-            <w:r>
-              <w:rPr>
-                <w:rFonts w:ascii="Calibri" w:hAnsi="Calibri"/>
-                <w:b w:val="0"/>
-                <w:i w:val="0"/>
-                <w:color w:val="1A2238"/>
-                <w:sz w:val="16"/>
-              </w:rPr>
-              <w:t>20 000</w:t>
-            </w:r>
-          </w:p>
-        </w:tc>
-        <w:tc>
-          <w:tcPr>
-            <w:tcW w:type="dxa" w:w="1656"/>
-          </w:tcPr>
-          <w:p>
-            <w:r>
-              <w:rPr>
-                <w:rFonts w:ascii="Calibri" w:hAnsi="Calibri"/>
-                <w:b w:val="0"/>
-                <w:i w:val="0"/>
-                <w:color w:val="1A2238"/>
-                <w:sz w:val="16"/>
-              </w:rPr>
-              <w:t>MM US$</w:t>
-            </w:r>
-          </w:p>
-        </w:tc>
-        <w:tc>
-          <w:tcPr>
-            <w:tcW w:type="dxa" w:w="1656"/>
-          </w:tcPr>
-          <w:p>
-            <w:r>
-              <w:rPr>
-                <w:rFonts w:ascii="Calibri" w:hAnsi="Calibri"/>
-                <w:b w:val="0"/>
-                <w:i w:val="0"/>
-                <w:color w:val="1A2238"/>
-                <w:sz w:val="16"/>
-              </w:rPr>
-              <w:t>4%</w:t>
-            </w:r>
-          </w:p>
-        </w:tc>
-        <w:tc>
-          <w:tcPr>
-            <w:tcW w:type="dxa" w:w="1656"/>
-          </w:tcPr>
-          <w:p>
-            <w:r>
-              <w:rPr>
-                <w:rFonts w:ascii="Calibri" w:hAnsi="Calibri"/>
-                <w:b w:val="0"/>
-                <w:i w:val="0"/>
-                <w:color w:val="1A2238"/>
-                <w:sz w:val="16"/>
-              </w:rPr>
-              <w:t>Plan Perú 2050 - proyección con industria</w:t>
-            </w:r>
-          </w:p>
-        </w:tc>
-      </w:tr>
-      <w:tr>
-        <w:tc>
-          <w:tcPr>
-            <w:tcW w:type="dxa" w:w="1656"/>
-          </w:tcPr>
-          <w:p>
-            <w:r>
-              <w:rPr>
-                <w:rFonts w:ascii="Calibri" w:hAnsi="Calibri"/>
-                <w:b/>
-                <w:i w:val="0"/>
-                <w:color w:val="1A2238"/>
-                <w:sz w:val="16"/>
-              </w:rPr>
-              <w:t>Exportaciones de minería</w:t>
-            </w:r>
-          </w:p>
-        </w:tc>
-        <w:tc>
-          <w:tcPr>
-            <w:tcW w:type="dxa" w:w="1656"/>
-          </w:tcPr>
-          <w:p>
-            <w:r>
-              <w:rPr>
-                <w:rFonts w:ascii="Calibri" w:hAnsi="Calibri"/>
-                <w:b w:val="0"/>
-                <w:i w:val="0"/>
-                <w:color w:val="1A2238"/>
-                <w:sz w:val="16"/>
-              </w:rPr>
-              <w:t>47 700</w:t>
-            </w:r>
-          </w:p>
-        </w:tc>
-        <w:tc>
-          <w:tcPr>
-            <w:tcW w:type="dxa" w:w="1656"/>
-          </w:tcPr>
-          <w:p>
-            <w:r>
-              <w:rPr>
-                <w:rFonts w:ascii="Calibri" w:hAnsi="Calibri"/>
-                <w:b w:val="0"/>
-                <w:i w:val="0"/>
-                <w:color w:val="1A2238"/>
-                <w:sz w:val="16"/>
-              </w:rPr>
-              <w:t>62 700</w:t>
-            </w:r>
-          </w:p>
-        </w:tc>
-        <w:tc>
-          <w:tcPr>
-            <w:tcW w:type="dxa" w:w="1656"/>
-          </w:tcPr>
-          <w:p>
-            <w:r>
-              <w:rPr>
-                <w:rFonts w:ascii="Calibri" w:hAnsi="Calibri"/>
-                <w:b w:val="0"/>
-                <w:i w:val="0"/>
-                <w:color w:val="1A2238"/>
-                <w:sz w:val="16"/>
-              </w:rPr>
-              <w:t>MM US$</w:t>
-            </w:r>
-          </w:p>
-        </w:tc>
-        <w:tc>
-          <w:tcPr>
-            <w:tcW w:type="dxa" w:w="1656"/>
-          </w:tcPr>
-          <w:p>
-            <w:r>
-              <w:rPr>
-                <w:rFonts w:ascii="Calibri" w:hAnsi="Calibri"/>
-                <w:b w:val="0"/>
-                <w:i w:val="0"/>
-                <w:color w:val="1A2238"/>
-                <w:sz w:val="16"/>
-              </w:rPr>
-              <w:t>76%</w:t>
-            </w:r>
-          </w:p>
-        </w:tc>
-        <w:tc>
-          <w:tcPr>
-            <w:tcW w:type="dxa" w:w="1656"/>
-          </w:tcPr>
-          <w:p>
-            <w:r>
-              <w:rPr>
-                <w:rFonts w:ascii="Calibri" w:hAnsi="Calibri"/>
-                <w:b w:val="0"/>
-                <w:i w:val="0"/>
-                <w:color w:val="1A2238"/>
-                <w:sz w:val="16"/>
-              </w:rPr>
-              <w:t>MINEM</w:t>
-            </w:r>
-          </w:p>
-        </w:tc>
-      </w:tr>
-      <w:tr>
-        <w:tc>
-          <w:tcPr>
-            <w:tcW w:type="dxa" w:w="1656"/>
-          </w:tcPr>
-          <w:p>
-            <w:r>
-              <w:rPr>
-                <w:rFonts w:ascii="Calibri" w:hAnsi="Calibri"/>
-                <w:b/>
-                <w:i w:val="0"/>
-                <w:color w:val="1A2238"/>
-                <w:sz w:val="16"/>
-              </w:rPr>
-              <w:t>Exportaciones de agricultura</w:t>
-            </w:r>
-          </w:p>
-        </w:tc>
-        <w:tc>
-          <w:tcPr>
-            <w:tcW w:type="dxa" w:w="1656"/>
-          </w:tcPr>
-          <w:p>
-            <w:r>
-              <w:rPr>
-                <w:rFonts w:ascii="Calibri" w:hAnsi="Calibri"/>
-                <w:b w:val="0"/>
-                <w:i w:val="0"/>
-                <w:color w:val="1A2238"/>
-                <w:sz w:val="16"/>
-              </w:rPr>
-              <w:t>12 400</w:t>
-            </w:r>
-          </w:p>
-        </w:tc>
-        <w:tc>
-          <w:tcPr>
-            <w:tcW w:type="dxa" w:w="1656"/>
-          </w:tcPr>
-          <w:p>
-            <w:r>
-              <w:rPr>
-                <w:rFonts w:ascii="Calibri" w:hAnsi="Calibri"/>
-                <w:b w:val="0"/>
-                <w:i w:val="0"/>
-                <w:color w:val="1A2238"/>
-                <w:sz w:val="16"/>
-              </w:rPr>
-              <w:t>30 000</w:t>
-            </w:r>
-          </w:p>
-        </w:tc>
-        <w:tc>
-          <w:tcPr>
-            <w:tcW w:type="dxa" w:w="1656"/>
-          </w:tcPr>
-          <w:p>
-            <w:r>
-              <w:rPr>
-                <w:rFonts w:ascii="Calibri" w:hAnsi="Calibri"/>
-                <w:b w:val="0"/>
-                <w:i w:val="0"/>
-                <w:color w:val="1A2238"/>
-                <w:sz w:val="16"/>
-              </w:rPr>
-              <w:t>MM US$</w:t>
-            </w:r>
-          </w:p>
-        </w:tc>
-        <w:tc>
-          <w:tcPr>
-            <w:tcW w:type="dxa" w:w="1656"/>
-          </w:tcPr>
-          <w:p>
-            <w:r>
-              <w:rPr>
-                <w:rFonts w:ascii="Calibri" w:hAnsi="Calibri"/>
-                <w:b w:val="0"/>
-                <w:i w:val="0"/>
-                <w:color w:val="1A2238"/>
-                <w:sz w:val="16"/>
-              </w:rPr>
-              <w:t>41%</w:t>
-            </w:r>
-          </w:p>
-        </w:tc>
-        <w:tc>
-          <w:tcPr>
-            <w:tcW w:type="dxa" w:w="1656"/>
-          </w:tcPr>
-          <w:p>
-            <w:r>
-              <w:rPr>
-                <w:rFonts w:ascii="Calibri" w:hAnsi="Calibri"/>
-                <w:b w:val="0"/>
-                <w:i w:val="0"/>
-                <w:color w:val="1A2238"/>
-                <w:sz w:val="16"/>
-              </w:rPr>
-              <w:t>Plan Perú 2050 - proyección</w:t>
-            </w:r>
-          </w:p>
-        </w:tc>
-      </w:tr>
-      <w:tr>
-        <w:tc>
-          <w:tcPr>
-            <w:tcW w:type="dxa" w:w="1656"/>
-          </w:tcPr>
-          <w:p>
-            <w:r>
-              <w:rPr>
-                <w:rFonts w:ascii="Calibri" w:hAnsi="Calibri"/>
-                <w:b/>
-                <w:i w:val="0"/>
-                <w:color w:val="1A2238"/>
-                <w:sz w:val="16"/>
-              </w:rPr>
-              <w:t>Exportaciones de cobre</w:t>
-            </w:r>
-          </w:p>
-        </w:tc>
-        <w:tc>
-          <w:tcPr>
-            <w:tcW w:type="dxa" w:w="1656"/>
-          </w:tcPr>
-          <w:p>
-            <w:r>
-              <w:rPr>
-                <w:rFonts w:ascii="Calibri" w:hAnsi="Calibri"/>
-                <w:b w:val="0"/>
-                <w:i w:val="0"/>
-                <w:color w:val="1A2238"/>
-                <w:sz w:val="16"/>
-              </w:rPr>
-              <w:t>23 360</w:t>
-            </w:r>
-          </w:p>
-        </w:tc>
-        <w:tc>
-          <w:tcPr>
-            <w:tcW w:type="dxa" w:w="1656"/>
-          </w:tcPr>
-          <w:p>
-            <w:r>
-              <w:rPr>
-                <w:rFonts w:ascii="Calibri" w:hAnsi="Calibri"/>
-                <w:b w:val="0"/>
-                <w:i w:val="0"/>
-                <w:color w:val="1A2238"/>
-                <w:sz w:val="16"/>
-              </w:rPr>
-              <w:t>s/d</w:t>
-            </w:r>
-          </w:p>
-        </w:tc>
-        <w:tc>
-          <w:tcPr>
-            <w:tcW w:type="dxa" w:w="1656"/>
-          </w:tcPr>
-          <w:p>
-            <w:r>
-              <w:rPr>
-                <w:rFonts w:ascii="Calibri" w:hAnsi="Calibri"/>
-                <w:b w:val="0"/>
-                <w:i w:val="0"/>
-                <w:color w:val="1A2238"/>
-                <w:sz w:val="16"/>
-              </w:rPr>
-              <w:t>MM US$</w:t>
-            </w:r>
-          </w:p>
-        </w:tc>
-        <w:tc>
-          <w:tcPr>
-            <w:tcW w:type="dxa" w:w="1656"/>
-          </w:tcPr>
-          <w:p>
-            <w:r>
-              <w:rPr>
-                <w:rFonts w:ascii="Calibri" w:hAnsi="Calibri"/>
-                <w:b w:val="0"/>
-                <w:i w:val="0"/>
-                <w:color w:val="1A2238"/>
-                <w:sz w:val="16"/>
-              </w:rPr>
-              <w:t>—</w:t>
-            </w:r>
-          </w:p>
-        </w:tc>
-        <w:tc>
-          <w:tcPr>
-            <w:tcW w:type="dxa" w:w="1656"/>
-          </w:tcPr>
-          <w:p>
-            <w:r>
-              <w:rPr>
-                <w:rFonts w:ascii="Calibri" w:hAnsi="Calibri"/>
-                <w:b w:val="0"/>
-                <w:i w:val="0"/>
-                <w:color w:val="1A2238"/>
-                <w:sz w:val="16"/>
-              </w:rPr>
-              <w:t>MINEM</w:t>
-            </w:r>
-          </w:p>
-        </w:tc>
-      </w:tr>
-      <w:tr>
-        <w:tc>
-          <w:tcPr>
-            <w:tcW w:type="dxa" w:w="1656"/>
-          </w:tcPr>
-          <w:p>
-            <w:r>
-              <w:rPr>
-                <w:rFonts w:ascii="Calibri" w:hAnsi="Calibri"/>
-                <w:b/>
-                <w:i w:val="0"/>
-                <w:color w:val="1A2238"/>
-                <w:sz w:val="16"/>
-              </w:rPr>
-              <w:t>Personas sin acceso a agua</w:t>
-            </w:r>
-          </w:p>
-        </w:tc>
-        <w:tc>
-          <w:tcPr>
-            <w:tcW w:type="dxa" w:w="1656"/>
-          </w:tcPr>
-          <w:p>
-            <w:r>
-              <w:rPr>
-                <w:rFonts w:ascii="Calibri" w:hAnsi="Calibri"/>
-                <w:b w:val="0"/>
-                <w:i w:val="0"/>
-                <w:color w:val="1A2238"/>
-                <w:sz w:val="16"/>
-              </w:rPr>
-              <w:t>3 300 000</w:t>
-            </w:r>
-          </w:p>
-        </w:tc>
-        <w:tc>
-          <w:tcPr>
-            <w:tcW w:type="dxa" w:w="1656"/>
-          </w:tcPr>
-          <w:p>
-            <w:r>
-              <w:rPr>
-                <w:rFonts w:ascii="Calibri" w:hAnsi="Calibri"/>
-                <w:b w:val="0"/>
-                <w:i w:val="0"/>
-                <w:color w:val="1A2238"/>
-                <w:sz w:val="16"/>
-              </w:rPr>
-              <w:t>s/d</w:t>
-            </w:r>
-          </w:p>
-        </w:tc>
-        <w:tc>
-          <w:tcPr>
-            <w:tcW w:type="dxa" w:w="1656"/>
-          </w:tcPr>
-          <w:p>
-            <w:r>
-              <w:rPr>
-                <w:rFonts w:ascii="Calibri" w:hAnsi="Calibri"/>
-                <w:b w:val="0"/>
-                <w:i w:val="0"/>
-                <w:color w:val="1A2238"/>
-                <w:sz w:val="16"/>
-              </w:rPr>
-              <w:t>personas</w:t>
-            </w:r>
-          </w:p>
-        </w:tc>
-        <w:tc>
-          <w:tcPr>
-            <w:tcW w:type="dxa" w:w="1656"/>
-          </w:tcPr>
-          <w:p>
-            <w:r>
-              <w:rPr>
-                <w:rFonts w:ascii="Calibri" w:hAnsi="Calibri"/>
-                <w:b w:val="0"/>
-                <w:i w:val="0"/>
-                <w:color w:val="1A2238"/>
-                <w:sz w:val="16"/>
-              </w:rPr>
-              <w:t>—</w:t>
-            </w:r>
-          </w:p>
-        </w:tc>
-        <w:tc>
-          <w:tcPr>
-            <w:tcW w:type="dxa" w:w="1656"/>
-          </w:tcPr>
-          <w:p>
-            <w:r>
-              <w:rPr>
-                <w:rFonts w:ascii="Calibri" w:hAnsi="Calibri"/>
-                <w:b w:val="0"/>
-                <w:i w:val="0"/>
-                <w:color w:val="1A2238"/>
-                <w:sz w:val="16"/>
-              </w:rPr>
-              <w:t>Plan Perú 2050</w:t>
-            </w:r>
-          </w:p>
-        </w:tc>
-      </w:tr>
-      <w:tr>
-        <w:tc>
-          <w:tcPr>
-            <w:tcW w:type="dxa" w:w="1656"/>
-          </w:tcPr>
-          <w:p>
-            <w:r>
-              <w:rPr>
-                <w:rFonts w:ascii="Calibri" w:hAnsi="Calibri"/>
-                <w:b/>
-                <w:i w:val="0"/>
-                <w:color w:val="1A2238"/>
-                <w:sz w:val="16"/>
-              </w:rPr>
-              <w:t>Personas sin acceso a desagüe</w:t>
-            </w:r>
-          </w:p>
-        </w:tc>
-        <w:tc>
-          <w:tcPr>
-            <w:tcW w:type="dxa" w:w="1656"/>
-          </w:tcPr>
-          <w:p>
-            <w:r>
-              <w:rPr>
-                <w:rFonts w:ascii="Calibri" w:hAnsi="Calibri"/>
-                <w:b w:val="0"/>
-                <w:i w:val="0"/>
-                <w:color w:val="1A2238"/>
-                <w:sz w:val="16"/>
-              </w:rPr>
-              <w:t>6 400 000</w:t>
-            </w:r>
-          </w:p>
-        </w:tc>
-        <w:tc>
-          <w:tcPr>
-            <w:tcW w:type="dxa" w:w="1656"/>
-          </w:tcPr>
-          <w:p>
-            <w:r>
-              <w:rPr>
-                <w:rFonts w:ascii="Calibri" w:hAnsi="Calibri"/>
-                <w:b w:val="0"/>
-                <w:i w:val="0"/>
-                <w:color w:val="1A2238"/>
-                <w:sz w:val="16"/>
-              </w:rPr>
-              <w:t>s/d</w:t>
-            </w:r>
-          </w:p>
-        </w:tc>
-        <w:tc>
-          <w:tcPr>
-            <w:tcW w:type="dxa" w:w="1656"/>
-          </w:tcPr>
-          <w:p>
-            <w:r>
-              <w:rPr>
-                <w:rFonts w:ascii="Calibri" w:hAnsi="Calibri"/>
-                <w:b w:val="0"/>
-                <w:i w:val="0"/>
-                <w:color w:val="1A2238"/>
-                <w:sz w:val="16"/>
-              </w:rPr>
-              <w:t>personas</w:t>
-            </w:r>
-          </w:p>
-        </w:tc>
-        <w:tc>
-          <w:tcPr>
-            <w:tcW w:type="dxa" w:w="1656"/>
-          </w:tcPr>
-          <w:p>
-            <w:r>
-              <w:rPr>
-                <w:rFonts w:ascii="Calibri" w:hAnsi="Calibri"/>
-                <w:b w:val="0"/>
-                <w:i w:val="0"/>
-                <w:color w:val="1A2238"/>
-                <w:sz w:val="16"/>
-              </w:rPr>
-              <w:t>—</w:t>
-            </w:r>
-          </w:p>
-        </w:tc>
-        <w:tc>
-          <w:tcPr>
-            <w:tcW w:type="dxa" w:w="1656"/>
-          </w:tcPr>
-          <w:p>
-            <w:r>
-              <w:rPr>
-                <w:rFonts w:ascii="Calibri" w:hAnsi="Calibri"/>
-                <w:b w:val="0"/>
-                <w:i w:val="0"/>
-                <w:color w:val="1A2238"/>
-                <w:sz w:val="16"/>
-              </w:rPr>
-              <w:t>Plan Perú 2050</w:t>
-            </w:r>
-          </w:p>
-        </w:tc>
-      </w:tr>
-      <w:tr>
-        <w:tc>
-          <w:tcPr>
-            <w:tcW w:type="dxa" w:w="1656"/>
-          </w:tcPr>
-          <w:p>
-            <w:r>
-              <w:rPr>
-                <w:rFonts w:ascii="Calibri" w:hAnsi="Calibri"/>
-                <w:b/>
-                <w:i w:val="0"/>
-                <w:color w:val="1A2238"/>
-                <w:sz w:val="16"/>
-              </w:rPr>
-              <w:t>Niños mayores de 3 años con anemia</w:t>
-            </w:r>
-          </w:p>
-        </w:tc>
-        <w:tc>
-          <w:tcPr>
-            <w:tcW w:type="dxa" w:w="1656"/>
-          </w:tcPr>
-          <w:p>
-            <w:r>
-              <w:rPr>
-                <w:rFonts w:ascii="Calibri" w:hAnsi="Calibri"/>
-                <w:b w:val="0"/>
-                <w:i w:val="0"/>
-                <w:color w:val="1A2238"/>
-                <w:sz w:val="16"/>
-              </w:rPr>
-              <w:t>700 000</w:t>
-            </w:r>
-          </w:p>
-        </w:tc>
-        <w:tc>
-          <w:tcPr>
-            <w:tcW w:type="dxa" w:w="1656"/>
-          </w:tcPr>
-          <w:p>
-            <w:r>
-              <w:rPr>
-                <w:rFonts w:ascii="Calibri" w:hAnsi="Calibri"/>
-                <w:b w:val="0"/>
-                <w:i w:val="0"/>
-                <w:color w:val="1A2238"/>
-                <w:sz w:val="16"/>
-              </w:rPr>
-              <w:t>s/d</w:t>
-            </w:r>
-          </w:p>
-        </w:tc>
-        <w:tc>
-          <w:tcPr>
-            <w:tcW w:type="dxa" w:w="1656"/>
-          </w:tcPr>
-          <w:p>
-            <w:r>
-              <w:rPr>
-                <w:rFonts w:ascii="Calibri" w:hAnsi="Calibri"/>
-                <w:b w:val="0"/>
-                <w:i w:val="0"/>
-                <w:color w:val="1A2238"/>
-                <w:sz w:val="16"/>
-              </w:rPr>
-              <w:t>niños</w:t>
-            </w:r>
-          </w:p>
-        </w:tc>
-        <w:tc>
-          <w:tcPr>
-            <w:tcW w:type="dxa" w:w="1656"/>
-          </w:tcPr>
-          <w:p>
-            <w:r>
-              <w:rPr>
-                <w:rFonts w:ascii="Calibri" w:hAnsi="Calibri"/>
-                <w:b w:val="0"/>
-                <w:i w:val="0"/>
-                <w:color w:val="1A2238"/>
-                <w:sz w:val="16"/>
-              </w:rPr>
-              <w:t>—</w:t>
-            </w:r>
-          </w:p>
-        </w:tc>
-        <w:tc>
-          <w:tcPr>
-            <w:tcW w:type="dxa" w:w="1656"/>
-          </w:tcPr>
-          <w:p>
-            <w:r>
-              <w:rPr>
-                <w:rFonts w:ascii="Calibri" w:hAnsi="Calibri"/>
-                <w:b w:val="0"/>
-                <w:i w:val="0"/>
-                <w:color w:val="1A2238"/>
-                <w:sz w:val="16"/>
-              </w:rPr>
-              <w:t>Plan Perú 2050</w:t>
-            </w:r>
-          </w:p>
-        </w:tc>
-      </w:tr>
-      <w:tr>
-        <w:tc>
-          <w:tcPr>
-            <w:tcW w:type="dxa" w:w="1656"/>
-          </w:tcPr>
-          <w:p>
-            <w:r>
-              <w:rPr>
-                <w:rFonts w:ascii="Calibri" w:hAnsi="Calibri"/>
-                <w:b/>
-                <w:i w:val="0"/>
-                <w:color w:val="1A2238"/>
-                <w:sz w:val="16"/>
-              </w:rPr>
-              <w:t>Población del segmento E</w:t>
-            </w:r>
-          </w:p>
-        </w:tc>
-        <w:tc>
-          <w:tcPr>
-            <w:tcW w:type="dxa" w:w="1656"/>
-          </w:tcPr>
-          <w:p>
-            <w:r>
-              <w:rPr>
-                <w:rFonts w:ascii="Calibri" w:hAnsi="Calibri"/>
-                <w:b w:val="0"/>
-                <w:i w:val="0"/>
-                <w:color w:val="1A2238"/>
-                <w:sz w:val="16"/>
-              </w:rPr>
-              <w:t>10 000 000</w:t>
-            </w:r>
-          </w:p>
-        </w:tc>
-        <w:tc>
-          <w:tcPr>
-            <w:tcW w:type="dxa" w:w="1656"/>
-          </w:tcPr>
-          <w:p>
-            <w:r>
-              <w:rPr>
-                <w:rFonts w:ascii="Calibri" w:hAnsi="Calibri"/>
-                <w:b w:val="0"/>
-                <w:i w:val="0"/>
-                <w:color w:val="1A2238"/>
-                <w:sz w:val="16"/>
-              </w:rPr>
-              <w:t>s/d</w:t>
-            </w:r>
-          </w:p>
-        </w:tc>
-        <w:tc>
-          <w:tcPr>
-            <w:tcW w:type="dxa" w:w="1656"/>
-          </w:tcPr>
-          <w:p>
-            <w:r>
-              <w:rPr>
-                <w:rFonts w:ascii="Calibri" w:hAnsi="Calibri"/>
-                <w:b w:val="0"/>
-                <w:i w:val="0"/>
-                <w:color w:val="1A2238"/>
-                <w:sz w:val="16"/>
-              </w:rPr>
-              <w:t>personas</w:t>
-            </w:r>
-          </w:p>
-        </w:tc>
-        <w:tc>
-          <w:tcPr>
-            <w:tcW w:type="dxa" w:w="1656"/>
-          </w:tcPr>
-          <w:p>
-            <w:r>
-              <w:rPr>
-                <w:rFonts w:ascii="Calibri" w:hAnsi="Calibri"/>
-                <w:b w:val="0"/>
-                <w:i w:val="0"/>
-                <w:color w:val="1A2238"/>
-                <w:sz w:val="16"/>
-              </w:rPr>
-              <w:t>—</w:t>
-            </w:r>
-          </w:p>
-        </w:tc>
-        <w:tc>
-          <w:tcPr>
-            <w:tcW w:type="dxa" w:w="1656"/>
-          </w:tcPr>
-          <w:p>
-            <w:r>
-              <w:rPr>
-                <w:rFonts w:ascii="Calibri" w:hAnsi="Calibri"/>
-                <w:b w:val="0"/>
-                <w:i w:val="0"/>
-                <w:color w:val="1A2238"/>
-                <w:sz w:val="16"/>
-              </w:rPr>
-              <w:t>Plan Perú 2050</w:t>
-            </w:r>
-          </w:p>
-        </w:tc>
-      </w:tr>
-      <w:tr>
-        <w:tc>
-          <w:tcPr>
-            <w:tcW w:type="dxa" w:w="1656"/>
-          </w:tcPr>
-          <w:p>
-            <w:r>
-              <w:rPr>
-                <w:rFonts w:ascii="Calibri" w:hAnsi="Calibri"/>
-                <w:b/>
-                <w:i w:val="0"/>
-                <w:color w:val="1A2238"/>
-                <w:sz w:val="16"/>
-              </w:rPr>
-              <w:t>Peruanos en el extranjero</w:t>
-            </w:r>
-          </w:p>
-        </w:tc>
-        <w:tc>
-          <w:tcPr>
-            <w:tcW w:type="dxa" w:w="1656"/>
-          </w:tcPr>
-          <w:p>
-            <w:r>
-              <w:rPr>
-                <w:rFonts w:ascii="Calibri" w:hAnsi="Calibri"/>
-                <w:b w:val="0"/>
-                <w:i w:val="0"/>
-                <w:color w:val="1A2238"/>
-                <w:sz w:val="16"/>
-              </w:rPr>
-              <w:t>3 500 000</w:t>
-            </w:r>
-          </w:p>
-        </w:tc>
-        <w:tc>
-          <w:tcPr>
-            <w:tcW w:type="dxa" w:w="1656"/>
-          </w:tcPr>
-          <w:p>
-            <w:r>
-              <w:rPr>
-                <w:rFonts w:ascii="Calibri" w:hAnsi="Calibri"/>
-                <w:b w:val="0"/>
-                <w:i w:val="0"/>
-                <w:color w:val="1A2238"/>
-                <w:sz w:val="16"/>
-              </w:rPr>
-              <w:t>s/d</w:t>
-            </w:r>
-          </w:p>
-        </w:tc>
-        <w:tc>
-          <w:tcPr>
-            <w:tcW w:type="dxa" w:w="1656"/>
-          </w:tcPr>
-          <w:p>
-            <w:r>
-              <w:rPr>
-                <w:rFonts w:ascii="Calibri" w:hAnsi="Calibri"/>
-                <w:b w:val="0"/>
-                <w:i w:val="0"/>
-                <w:color w:val="1A2238"/>
-                <w:sz w:val="16"/>
-              </w:rPr>
-              <w:t>personas</w:t>
-            </w:r>
-          </w:p>
-        </w:tc>
-        <w:tc>
-          <w:tcPr>
-            <w:tcW w:type="dxa" w:w="1656"/>
-          </w:tcPr>
-          <w:p>
-            <w:r>
-              <w:rPr>
-                <w:rFonts w:ascii="Calibri" w:hAnsi="Calibri"/>
-                <w:b w:val="0"/>
-                <w:i w:val="0"/>
-                <w:color w:val="1A2238"/>
-                <w:sz w:val="16"/>
-              </w:rPr>
-              <w:t>—</w:t>
-            </w:r>
-          </w:p>
-        </w:tc>
-        <w:tc>
-          <w:tcPr>
-            <w:tcW w:type="dxa" w:w="1656"/>
-          </w:tcPr>
-          <w:p>
-            <w:r>
-              <w:rPr>
-                <w:rFonts w:ascii="Calibri" w:hAnsi="Calibri"/>
-                <w:b w:val="0"/>
-                <w:i w:val="0"/>
-                <w:color w:val="1A2238"/>
-                <w:sz w:val="16"/>
-              </w:rPr>
-              <w:t>Plan Perú 2050</w:t>
-            </w:r>
-          </w:p>
-        </w:tc>
-      </w:tr>
-      <w:tr>
-        <w:tc>
-          <w:tcPr>
-            <w:tcW w:type="dxa" w:w="1656"/>
-          </w:tcPr>
-          <w:p>
-            <w:r>
-              <w:rPr>
-                <w:rFonts w:ascii="Calibri" w:hAnsi="Calibri"/>
-                <w:b/>
-                <w:i w:val="0"/>
-                <w:color w:val="1A2238"/>
-                <w:sz w:val="16"/>
-              </w:rPr>
-              <w:t>Remesas de peruanos en el extranjero</w:t>
-            </w:r>
-          </w:p>
-        </w:tc>
-        <w:tc>
-          <w:tcPr>
-            <w:tcW w:type="dxa" w:w="1656"/>
-          </w:tcPr>
-          <w:p>
-            <w:r>
-              <w:rPr>
-                <w:rFonts w:ascii="Calibri" w:hAnsi="Calibri"/>
-                <w:b w:val="0"/>
-                <w:i w:val="0"/>
-                <w:color w:val="1A2238"/>
-                <w:sz w:val="16"/>
-              </w:rPr>
-              <w:t>4 945</w:t>
-            </w:r>
-          </w:p>
-        </w:tc>
-        <w:tc>
-          <w:tcPr>
-            <w:tcW w:type="dxa" w:w="1656"/>
-          </w:tcPr>
-          <w:p>
-            <w:r>
-              <w:rPr>
-                <w:rFonts w:ascii="Calibri" w:hAnsi="Calibri"/>
-                <w:b w:val="0"/>
-                <w:i w:val="0"/>
-                <w:color w:val="1A2238"/>
-                <w:sz w:val="16"/>
-              </w:rPr>
-              <w:t>s/d</w:t>
-            </w:r>
-          </w:p>
-        </w:tc>
-        <w:tc>
-          <w:tcPr>
-            <w:tcW w:type="dxa" w:w="1656"/>
-          </w:tcPr>
-          <w:p>
-            <w:r>
-              <w:rPr>
-                <w:rFonts w:ascii="Calibri" w:hAnsi="Calibri"/>
-                <w:b w:val="0"/>
-                <w:i w:val="0"/>
-                <w:color w:val="1A2238"/>
-                <w:sz w:val="16"/>
-              </w:rPr>
-              <w:t>MM US$</w:t>
-            </w:r>
-          </w:p>
-        </w:tc>
-        <w:tc>
-          <w:tcPr>
-            <w:tcW w:type="dxa" w:w="1656"/>
-          </w:tcPr>
-          <w:p>
-            <w:r>
-              <w:rPr>
-                <w:rFonts w:ascii="Calibri" w:hAnsi="Calibri"/>
-                <w:b w:val="0"/>
-                <w:i w:val="0"/>
-                <w:color w:val="1A2238"/>
-                <w:sz w:val="16"/>
-              </w:rPr>
-              <w:t>—</w:t>
-            </w:r>
-          </w:p>
-        </w:tc>
-        <w:tc>
-          <w:tcPr>
-            <w:tcW w:type="dxa" w:w="1656"/>
-          </w:tcPr>
-          <w:p>
-            <w:r>
-              <w:rPr>
-                <w:rFonts w:ascii="Calibri" w:hAnsi="Calibri"/>
-                <w:b w:val="0"/>
-                <w:i w:val="0"/>
-                <w:color w:val="1A2238"/>
-                <w:sz w:val="16"/>
-              </w:rPr>
-              <w:t>Plan Perú 2050</w:t>
-            </w:r>
-          </w:p>
-        </w:tc>
-      </w:tr>
-      <w:tr>
-        <w:tc>
-          <w:tcPr>
-            <w:tcW w:type="dxa" w:w="1656"/>
-          </w:tcPr>
-          <w:p>
-            <w:r>
-              <w:rPr>
-                <w:rFonts w:ascii="Calibri" w:hAnsi="Calibri"/>
-                <w:b/>
-                <w:i w:val="0"/>
-                <w:color w:val="1A2238"/>
-                <w:sz w:val="16"/>
-              </w:rPr>
-              <w:t>Recaudación fiscal minera</w:t>
-            </w:r>
-          </w:p>
-        </w:tc>
-        <w:tc>
-          <w:tcPr>
-            <w:tcW w:type="dxa" w:w="1656"/>
-          </w:tcPr>
-          <w:p>
-            <w:r>
-              <w:rPr>
-                <w:rFonts w:ascii="Calibri" w:hAnsi="Calibri"/>
-                <w:b w:val="0"/>
-                <w:i w:val="0"/>
-                <w:color w:val="1A2238"/>
-                <w:sz w:val="16"/>
-              </w:rPr>
-              <w:t>5 000</w:t>
-            </w:r>
-          </w:p>
-        </w:tc>
-        <w:tc>
-          <w:tcPr>
-            <w:tcW w:type="dxa" w:w="1656"/>
-          </w:tcPr>
-          <w:p>
-            <w:r>
-              <w:rPr>
-                <w:rFonts w:ascii="Calibri" w:hAnsi="Calibri"/>
-                <w:b w:val="0"/>
-                <w:i w:val="0"/>
-                <w:color w:val="1A2238"/>
-                <w:sz w:val="16"/>
-              </w:rPr>
-              <w:t>s/d</w:t>
-            </w:r>
-          </w:p>
-        </w:tc>
-        <w:tc>
-          <w:tcPr>
-            <w:tcW w:type="dxa" w:w="1656"/>
-          </w:tcPr>
-          <w:p>
-            <w:r>
-              <w:rPr>
-                <w:rFonts w:ascii="Calibri" w:hAnsi="Calibri"/>
-                <w:b w:val="0"/>
-                <w:i w:val="0"/>
-                <w:color w:val="1A2238"/>
-                <w:sz w:val="16"/>
-              </w:rPr>
-              <w:t>MM US$</w:t>
-            </w:r>
-          </w:p>
-        </w:tc>
-        <w:tc>
-          <w:tcPr>
-            <w:tcW w:type="dxa" w:w="1656"/>
-          </w:tcPr>
-          <w:p>
-            <w:r>
-              <w:rPr>
-                <w:rFonts w:ascii="Calibri" w:hAnsi="Calibri"/>
-                <w:b w:val="0"/>
-                <w:i w:val="0"/>
-                <w:color w:val="1A2238"/>
-                <w:sz w:val="16"/>
-              </w:rPr>
-              <w:t>—</w:t>
-            </w:r>
-          </w:p>
-        </w:tc>
-        <w:tc>
-          <w:tcPr>
-            <w:tcW w:type="dxa" w:w="1656"/>
-          </w:tcPr>
-          <w:p>
-            <w:r>
-              <w:rPr>
-                <w:rFonts w:ascii="Calibri" w:hAnsi="Calibri"/>
-                <w:b w:val="0"/>
-                <w:i w:val="0"/>
-                <w:color w:val="1A2238"/>
-                <w:sz w:val="16"/>
-              </w:rPr>
-              <w:t>MINEM</w:t>
-            </w:r>
-          </w:p>
-        </w:tc>
-      </w:tr>
-      <w:tr>
-        <w:tc>
-          <w:tcPr>
-            <w:tcW w:type="dxa" w:w="1656"/>
-          </w:tcPr>
-          <w:p>
-            <w:r>
-              <w:rPr>
-                <w:rFonts w:ascii="Calibri" w:hAnsi="Calibri"/>
-                <w:b/>
-                <w:i w:val="0"/>
-                <w:color w:val="1A2238"/>
-                <w:sz w:val="16"/>
-              </w:rPr>
-              <w:t>Inversión anual en Desarrollo Humano (año 1)</w:t>
-            </w:r>
-          </w:p>
-        </w:tc>
-        <w:tc>
-          <w:tcPr>
-            <w:tcW w:type="dxa" w:w="1656"/>
-          </w:tcPr>
-          <w:p>
-            <w:r>
-              <w:rPr>
-                <w:rFonts w:ascii="Calibri" w:hAnsi="Calibri"/>
-                <w:b w:val="0"/>
-                <w:i w:val="0"/>
-                <w:color w:val="1A2238"/>
-                <w:sz w:val="16"/>
-              </w:rPr>
-              <w:t>7 059 023 060</w:t>
-            </w:r>
-          </w:p>
-        </w:tc>
-        <w:tc>
-          <w:tcPr>
-            <w:tcW w:type="dxa" w:w="1656"/>
-          </w:tcPr>
-          <w:p>
-            <w:r>
-              <w:rPr>
-                <w:rFonts w:ascii="Calibri" w:hAnsi="Calibri"/>
-                <w:b w:val="0"/>
-                <w:i w:val="0"/>
-                <w:color w:val="1A2238"/>
-                <w:sz w:val="16"/>
-              </w:rPr>
-              <w:t>s/d</w:t>
-            </w:r>
-          </w:p>
-        </w:tc>
-        <w:tc>
-          <w:tcPr>
-            <w:tcW w:type="dxa" w:w="1656"/>
-          </w:tcPr>
-          <w:p>
-            <w:r>
-              <w:rPr>
-                <w:rFonts w:ascii="Calibri" w:hAnsi="Calibri"/>
-                <w:b w:val="0"/>
-                <w:i w:val="0"/>
-                <w:color w:val="1A2238"/>
-                <w:sz w:val="16"/>
-              </w:rPr>
-              <w:t>US$</w:t>
-            </w:r>
-          </w:p>
-        </w:tc>
-        <w:tc>
-          <w:tcPr>
-            <w:tcW w:type="dxa" w:w="1656"/>
-          </w:tcPr>
-          <w:p>
-            <w:r>
-              <w:rPr>
-                <w:rFonts w:ascii="Calibri" w:hAnsi="Calibri"/>
-                <w:b w:val="0"/>
-                <w:i w:val="0"/>
-                <w:color w:val="1A2238"/>
-                <w:sz w:val="16"/>
-              </w:rPr>
-              <w:t>—</w:t>
-            </w:r>
-          </w:p>
-        </w:tc>
-        <w:tc>
-          <w:tcPr>
-            <w:tcW w:type="dxa" w:w="1656"/>
-          </w:tcPr>
-          <w:p>
-            <w:r>
-              <w:rPr>
-                <w:rFonts w:ascii="Calibri" w:hAnsi="Calibri"/>
-                <w:b w:val="0"/>
-                <w:i w:val="0"/>
-                <w:color w:val="1A2238"/>
-                <w:sz w:val="16"/>
-              </w:rPr>
-              <w:t>Plan Perú 2050 - cuadro inversiones a 30 años</w:t>
-            </w:r>
-          </w:p>
-        </w:tc>
-      </w:tr>
-      <w:tr>
-        <w:tc>
-          <w:tcPr>
-            <w:tcW w:type="dxa" w:w="1656"/>
-          </w:tcPr>
-          <w:p>
-            <w:r>
-              <w:rPr>
-                <w:rFonts w:ascii="Calibri" w:hAnsi="Calibri"/>
-                <w:b/>
-                <w:i w:val="0"/>
-                <w:color w:val="1A2238"/>
-                <w:sz w:val="16"/>
-              </w:rPr>
-              <w:t>Ingresos adicionales del cobre con arancel OPPC (Perú)</w:t>
-            </w:r>
-          </w:p>
-        </w:tc>
-        <w:tc>
-          <w:tcPr>
-            <w:tcW w:type="dxa" w:w="1656"/>
-          </w:tcPr>
-          <w:p>
-            <w:r>
-              <w:rPr>
-                <w:rFonts w:ascii="Calibri" w:hAnsi="Calibri"/>
-                <w:b w:val="0"/>
-                <w:i w:val="0"/>
-                <w:color w:val="1A2238"/>
-                <w:sz w:val="16"/>
-              </w:rPr>
-              <w:t>s/d</w:t>
-            </w:r>
-          </w:p>
-        </w:tc>
-        <w:tc>
-          <w:tcPr>
-            <w:tcW w:type="dxa" w:w="1656"/>
-          </w:tcPr>
-          <w:p>
-            <w:r>
-              <w:rPr>
-                <w:rFonts w:ascii="Calibri" w:hAnsi="Calibri"/>
-                <w:b w:val="0"/>
-                <w:i w:val="0"/>
-                <w:color w:val="1A2238"/>
-                <w:sz w:val="16"/>
-              </w:rPr>
-              <w:t>18 736</w:t>
-            </w:r>
-          </w:p>
-        </w:tc>
-        <w:tc>
-          <w:tcPr>
-            <w:tcW w:type="dxa" w:w="1656"/>
-          </w:tcPr>
-          <w:p>
-            <w:r>
-              <w:rPr>
-                <w:rFonts w:ascii="Calibri" w:hAnsi="Calibri"/>
-                <w:b w:val="0"/>
-                <w:i w:val="0"/>
-                <w:color w:val="1A2238"/>
-                <w:sz w:val="16"/>
-              </w:rPr>
-              <w:t>MM US$</w:t>
-            </w:r>
-          </w:p>
-        </w:tc>
-        <w:tc>
-          <w:tcPr>
-            <w:tcW w:type="dxa" w:w="1656"/>
-          </w:tcPr>
-          <w:p>
-            <w:r>
-              <w:rPr>
-                <w:rFonts w:ascii="Calibri" w:hAnsi="Calibri"/>
-                <w:b w:val="0"/>
-                <w:i w:val="0"/>
-                <w:color w:val="1A2238"/>
-                <w:sz w:val="16"/>
-              </w:rPr>
-              <w:t>—</w:t>
-            </w:r>
-          </w:p>
-        </w:tc>
-        <w:tc>
-          <w:tcPr>
-            <w:tcW w:type="dxa" w:w="1656"/>
-          </w:tcPr>
-          <w:p>
-            <w:r>
-              <w:rPr>
-                <w:rFonts w:ascii="Calibri" w:hAnsi="Calibri"/>
-                <w:b w:val="0"/>
-                <w:i w:val="0"/>
-                <w:color w:val="1A2238"/>
-                <w:sz w:val="16"/>
-              </w:rPr>
-              <w:t>Plan Perú 2050 - propuesta OPPC</w:t>
-            </w:r>
-          </w:p>
-        </w:tc>
-      </w:tr>
-      <w:tr>
-        <w:tc>
-          <w:tcPr>
-            <w:tcW w:type="dxa" w:w="1656"/>
-          </w:tcPr>
-          <w:p>
-            <w:r>
-              <w:rPr>
-                <w:rFonts w:ascii="Calibri" w:hAnsi="Calibri"/>
-                <w:b/>
-                <w:i w:val="0"/>
-                <w:color w:val="1A2238"/>
-                <w:sz w:val="16"/>
-              </w:rPr>
-              <w:t>Nivel de endeudamiento del Perú</w:t>
-            </w:r>
-          </w:p>
-        </w:tc>
-        <w:tc>
-          <w:tcPr>
-            <w:tcW w:type="dxa" w:w="1656"/>
-          </w:tcPr>
-          <w:p>
-            <w:r>
-              <w:rPr>
-                <w:rFonts w:ascii="Calibri" w:hAnsi="Calibri"/>
-                <w:b w:val="0"/>
-                <w:i w:val="0"/>
-                <w:color w:val="1A2238"/>
-                <w:sz w:val="16"/>
-              </w:rPr>
-              <w:t>33</w:t>
-            </w:r>
-          </w:p>
-        </w:tc>
-        <w:tc>
-          <w:tcPr>
-            <w:tcW w:type="dxa" w:w="1656"/>
-          </w:tcPr>
-          <w:p>
-            <w:r>
-              <w:rPr>
-                <w:rFonts w:ascii="Calibri" w:hAnsi="Calibri"/>
-                <w:b w:val="0"/>
-                <w:i w:val="0"/>
-                <w:color w:val="1A2238"/>
-                <w:sz w:val="16"/>
-              </w:rPr>
-              <w:t>s/d</w:t>
-            </w:r>
-          </w:p>
-        </w:tc>
-        <w:tc>
-          <w:tcPr>
-            <w:tcW w:type="dxa" w:w="1656"/>
-          </w:tcPr>
-          <w:p>
-            <w:r>
-              <w:rPr>
-                <w:rFonts w:ascii="Calibri" w:hAnsi="Calibri"/>
-                <w:b w:val="0"/>
-                <w:i w:val="0"/>
-                <w:color w:val="1A2238"/>
-                <w:sz w:val="16"/>
-              </w:rPr>
-              <w:t>% del PBI</w:t>
-            </w:r>
-          </w:p>
-        </w:tc>
-        <w:tc>
-          <w:tcPr>
-            <w:tcW w:type="dxa" w:w="1656"/>
-          </w:tcPr>
-          <w:p>
-            <w:r>
-              <w:rPr>
-                <w:rFonts w:ascii="Calibri" w:hAnsi="Calibri"/>
-                <w:b w:val="0"/>
-                <w:i w:val="0"/>
-                <w:color w:val="1A2238"/>
-                <w:sz w:val="16"/>
-              </w:rPr>
-              <w:t>—</w:t>
-            </w:r>
-          </w:p>
-        </w:tc>
-        <w:tc>
-          <w:tcPr>
-            <w:tcW w:type="dxa" w:w="1656"/>
-          </w:tcPr>
-          <w:p>
-            <w:r>
-              <w:rPr>
-                <w:rFonts w:ascii="Calibri" w:hAnsi="Calibri"/>
-                <w:b w:val="0"/>
-                <w:i w:val="0"/>
-                <w:color w:val="1A2238"/>
-                <w:sz w:val="16"/>
-              </w:rPr>
-              <w:t>Plan Perú 2050</w:t>
-            </w:r>
-          </w:p>
-        </w:tc>
-      </w:tr>
-      <w:tr>
-        <w:tc>
-          <w:tcPr>
-            <w:tcW w:type="dxa" w:w="1656"/>
-          </w:tcPr>
-          <w:p>
-            <w:r>
-              <w:rPr>
-                <w:rFonts w:ascii="Calibri" w:hAnsi="Calibri"/>
-                <w:b/>
-                <w:i w:val="0"/>
-                <w:color w:val="1A2238"/>
-                <w:sz w:val="16"/>
-              </w:rPr>
-              <w:t>Alumnos de educación técnica</w:t>
-            </w:r>
-          </w:p>
-        </w:tc>
-        <w:tc>
-          <w:tcPr>
-            <w:tcW w:type="dxa" w:w="1656"/>
-          </w:tcPr>
-          <w:p>
-            <w:r>
-              <w:rPr>
-                <w:rFonts w:ascii="Calibri" w:hAnsi="Calibri"/>
-                <w:b w:val="0"/>
-                <w:i w:val="0"/>
-                <w:color w:val="1A2238"/>
-                <w:sz w:val="16"/>
-              </w:rPr>
-              <w:t>400 000</w:t>
-            </w:r>
-          </w:p>
-        </w:tc>
-        <w:tc>
-          <w:tcPr>
-            <w:tcW w:type="dxa" w:w="1656"/>
-          </w:tcPr>
-          <w:p>
-            <w:r>
-              <w:rPr>
-                <w:rFonts w:ascii="Calibri" w:hAnsi="Calibri"/>
-                <w:b w:val="0"/>
-                <w:i w:val="0"/>
-                <w:color w:val="1A2238"/>
-                <w:sz w:val="16"/>
-              </w:rPr>
-              <w:t>s/d</w:t>
-            </w:r>
-          </w:p>
-        </w:tc>
-        <w:tc>
-          <w:tcPr>
-            <w:tcW w:type="dxa" w:w="1656"/>
-          </w:tcPr>
-          <w:p>
-            <w:r>
-              <w:rPr>
-                <w:rFonts w:ascii="Calibri" w:hAnsi="Calibri"/>
-                <w:b w:val="0"/>
-                <w:i w:val="0"/>
-                <w:color w:val="1A2238"/>
-                <w:sz w:val="16"/>
-              </w:rPr>
-              <w:t>alumnos</w:t>
-            </w:r>
-          </w:p>
-        </w:tc>
-        <w:tc>
-          <w:tcPr>
-            <w:tcW w:type="dxa" w:w="1656"/>
-          </w:tcPr>
-          <w:p>
-            <w:r>
-              <w:rPr>
-                <w:rFonts w:ascii="Calibri" w:hAnsi="Calibri"/>
-                <w:b w:val="0"/>
-                <w:i w:val="0"/>
-                <w:color w:val="1A2238"/>
-                <w:sz w:val="16"/>
-              </w:rPr>
-              <w:t>—</w:t>
-            </w:r>
-          </w:p>
-        </w:tc>
-        <w:tc>
-          <w:tcPr>
-            <w:tcW w:type="dxa" w:w="1656"/>
-          </w:tcPr>
-          <w:p>
-            <w:r>
-              <w:rPr>
-                <w:rFonts w:ascii="Calibri" w:hAnsi="Calibri"/>
-                <w:b w:val="0"/>
-                <w:i w:val="0"/>
-                <w:color w:val="1A2238"/>
-                <w:sz w:val="16"/>
-              </w:rPr>
-              <w:t>Plan Perú 2050</w:t>
-            </w:r>
-          </w:p>
-        </w:tc>
-      </w:tr>
-      <w:tr>
-        <w:tc>
-          <w:tcPr>
-            <w:tcW w:type="dxa" w:w="1656"/>
-          </w:tcPr>
-          <w:p>
-            <w:r>
-              <w:rPr>
-                <w:rFonts w:ascii="Calibri" w:hAnsi="Calibri"/>
-                <w:b/>
-                <w:i w:val="0"/>
-                <w:color w:val="1A2238"/>
-                <w:sz w:val="16"/>
-              </w:rPr>
-              <w:t>Alumnos técnicos metalmecánicos requeridos por año</w:t>
-            </w:r>
-          </w:p>
-        </w:tc>
-        <w:tc>
-          <w:tcPr>
-            <w:tcW w:type="dxa" w:w="1656"/>
-          </w:tcPr>
-          <w:p>
-            <w:r>
-              <w:rPr>
-                <w:rFonts w:ascii="Calibri" w:hAnsi="Calibri"/>
-                <w:b w:val="0"/>
-                <w:i w:val="0"/>
-                <w:color w:val="1A2238"/>
-                <w:sz w:val="16"/>
-              </w:rPr>
-              <w:t>s/d</w:t>
-            </w:r>
-          </w:p>
-        </w:tc>
-        <w:tc>
-          <w:tcPr>
-            <w:tcW w:type="dxa" w:w="1656"/>
-          </w:tcPr>
-          <w:p>
-            <w:r>
-              <w:rPr>
-                <w:rFonts w:ascii="Calibri" w:hAnsi="Calibri"/>
-                <w:b w:val="0"/>
-                <w:i w:val="0"/>
-                <w:color w:val="1A2238"/>
-                <w:sz w:val="16"/>
-              </w:rPr>
-              <w:t>49 590</w:t>
-            </w:r>
-          </w:p>
-        </w:tc>
-        <w:tc>
-          <w:tcPr>
-            <w:tcW w:type="dxa" w:w="1656"/>
-          </w:tcPr>
-          <w:p>
-            <w:r>
-              <w:rPr>
-                <w:rFonts w:ascii="Calibri" w:hAnsi="Calibri"/>
-                <w:b w:val="0"/>
-                <w:i w:val="0"/>
-                <w:color w:val="1A2238"/>
-                <w:sz w:val="16"/>
-              </w:rPr>
-              <w:t>alumnos/año</w:t>
-            </w:r>
-          </w:p>
-        </w:tc>
-        <w:tc>
-          <w:tcPr>
-            <w:tcW w:type="dxa" w:w="1656"/>
-          </w:tcPr>
-          <w:p>
-            <w:r>
-              <w:rPr>
-                <w:rFonts w:ascii="Calibri" w:hAnsi="Calibri"/>
-                <w:b w:val="0"/>
-                <w:i w:val="0"/>
-                <w:color w:val="1A2238"/>
-                <w:sz w:val="16"/>
-              </w:rPr>
-              <w:t>—</w:t>
-            </w:r>
-          </w:p>
-        </w:tc>
-        <w:tc>
-          <w:tcPr>
-            <w:tcW w:type="dxa" w:w="1656"/>
-          </w:tcPr>
-          <w:p>
-            <w:r>
-              <w:rPr>
-                <w:rFonts w:ascii="Calibri" w:hAnsi="Calibri"/>
-                <w:b w:val="0"/>
-                <w:i w:val="0"/>
-                <w:color w:val="1A2238"/>
-                <w:sz w:val="16"/>
-              </w:rPr>
-              <w:t>Plan Perú 2050</w:t>
+              <w:t>Acción 1.1.2</w:t>
             </w:r>
           </w:p>
         </w:tc>
@@ -3028,195 +3389,7 @@
           <w:color w:val="D91023"/>
           <w:sz w:val="26"/>
         </w:rPr>
-        <w:t>Pilares de la estrategia</w:t>
-      </w:r>
-    </w:p>
-    <w:p>
-      <w:r>
-        <w:rPr>
-          <w:rFonts w:ascii="Calibri" w:hAnsi="Calibri"/>
-          <w:b/>
-          <w:i w:val="0"/>
-          <w:color w:val="1A2238"/>
-          <w:sz w:val="21"/>
-        </w:rPr>
-        <w:t xml:space="preserve">Desarrollo Humano del Segmento E: </w:t>
-      </w:r>
-      <w:r>
-        <w:rPr>
-          <w:rFonts w:ascii="Calibri" w:hAnsi="Calibri"/>
-          <w:b w:val="0"/>
-          <w:i w:val="0"/>
-          <w:color w:val="1A2238"/>
-          <w:sz w:val="21"/>
-        </w:rPr>
-        <w:t>Obligación moral de atender al segmento E (10 millones, 6 millones niños) eliminando carencias en cinco frentes: alimentación, agua y desagüe, educación escolar, educación técnica y salud, para prepararlos para el futuro e insertarlos en el sistema económico. Programa a 30 años con inversión escalonada que se reduce 50% entre los años 5-10 y 85% entre los años 10-20 conforme mejora la economía de los hogares.</w:t>
-      </w:r>
-    </w:p>
-    <w:p>
-      <w:r>
-        <w:rPr>
-          <w:rFonts w:ascii="Calibri" w:hAnsi="Calibri"/>
-          <w:b/>
-          <w:i w:val="0"/>
-          <w:color w:val="1A2238"/>
-          <w:sz w:val="21"/>
-        </w:rPr>
-        <w:t xml:space="preserve">Educación Escolar y Universitaria de Primer Nivel: </w:t>
-      </w:r>
-      <w:r>
-        <w:rPr>
-          <w:rFonts w:ascii="Calibri" w:hAnsi="Calibri"/>
-          <w:b w:val="0"/>
-          <w:i w:val="0"/>
-          <w:color w:val="1A2238"/>
-          <w:sz w:val="21"/>
-        </w:rPr>
-        <w:t>Nuevos colegios (440-780/año), nuevos profesores escolares (8,857/año) y universitarios (1,333/año), formación de 20 mil profesores/año en el extranjero (universidades europeas) durante 2 años, sueldos decorosos (~US$ 2,500), libros, útiles, uniformes y laptops. Fomento de carreras metalmecánicas. Acercamiento de empresas privadas y profesionales a la academia, con honestidad, niveles de exigencia y fomento de investigación.</w:t>
-      </w:r>
-    </w:p>
-    <w:p>
-      <w:r>
-        <w:rPr>
-          <w:rFonts w:ascii="Calibri" w:hAnsi="Calibri"/>
-          <w:b/>
-          <w:i w:val="0"/>
-          <w:color w:val="1A2238"/>
-          <w:sz w:val="21"/>
-        </w:rPr>
-        <w:t xml:space="preserve">Educación Técnica Metalmecánica: </w:t>
-      </w:r>
-      <w:r>
-        <w:rPr>
-          <w:rFonts w:ascii="Calibri" w:hAnsi="Calibri"/>
-          <w:b w:val="0"/>
-          <w:i w:val="0"/>
-          <w:color w:val="1A2238"/>
-          <w:sz w:val="21"/>
-        </w:rPr>
-        <w:t>Construcción de 28 escuelas técnicas metalmecánicas por año durante 3 años (84 escuelas), con 89 profesores y 588 alumnos por escuela, formando 49,590 alumnos técnicos/año en carreras que el país necesita: mecánica de mantenimiento industrial, maquinaria pesada, automotriz, de producción, electricidad, electrónica, metalurgia y soldadura. Formación de 4,984 profesores en el extranjero durante 2 años.</w:t>
-      </w:r>
-    </w:p>
-    <w:p>
-      <w:r>
-        <w:rPr>
-          <w:rFonts w:ascii="Calibri" w:hAnsi="Calibri"/>
-          <w:b/>
-          <w:i w:val="0"/>
-          <w:color w:val="1A2238"/>
-          <w:sz w:val="21"/>
-        </w:rPr>
-        <w:t xml:space="preserve">Salud Materno-Infantil (Postas): </w:t>
-      </w:r>
-      <w:r>
-        <w:rPr>
-          <w:rFonts w:ascii="Calibri" w:hAnsi="Calibri"/>
-          <w:b w:val="0"/>
-          <w:i w:val="0"/>
-          <w:color w:val="1A2238"/>
-          <w:sz w:val="21"/>
-        </w:rPr>
-        <w:t>Construcción de 431 postas médicas cada 5 años (1 posta atiende a 7,000 personas), cada una con 3 médicos, 3 enfermeros y 3 asistentes, servicios de neonatología, pediatría, ginecología, nutrición, atención de parto de emergencia, ecografía y ambulancia, más medicinas para madres e hijos y mantenimiento.</w:t>
-      </w:r>
-    </w:p>
-    <w:p>
-      <w:r>
-        <w:rPr>
-          <w:rFonts w:ascii="Calibri" w:hAnsi="Calibri"/>
-          <w:b/>
-          <w:i w:val="0"/>
-          <w:color w:val="1A2238"/>
-          <w:sz w:val="21"/>
-        </w:rPr>
-        <w:t xml:space="preserve">Industrialización Metalmecánica: </w:t>
-      </w:r>
-      <w:r>
-        <w:rPr>
-          <w:rFonts w:ascii="Calibri" w:hAnsi="Calibri"/>
-          <w:b w:val="0"/>
-          <w:i w:val="0"/>
-          <w:color w:val="1A2238"/>
-          <w:sz w:val="21"/>
-        </w:rPr>
-        <w:t>Plan Nacional de Desarrollo con direccionamiento y créditos para impulsar nuevas industrias metalmecánicas y fortalecer las existentes, con productos de primer orden de diseño y tecnología propios: fabricaciones navales, ferroviarias y equipos militares. Industrias estratégicas de soporte: acero (acerías, aceros especiales, estructurales, forjas, planchas), metalmecánica especializada (engranajes, tratamientos térmicos) y petroquímica.</w:t>
-      </w:r>
-    </w:p>
-    <w:p>
-      <w:r>
-        <w:rPr>
-          <w:rFonts w:ascii="Calibri" w:hAnsi="Calibri"/>
-          <w:b/>
-          <w:i w:val="0"/>
-          <w:color w:val="1A2238"/>
-          <w:sz w:val="21"/>
-        </w:rPr>
-        <w:t xml:space="preserve">Nuevas Ciudades Industriales: </w:t>
-      </w:r>
-      <w:r>
-        <w:rPr>
-          <w:rFonts w:ascii="Calibri" w:hAnsi="Calibri"/>
-          <w:b w:val="0"/>
-          <w:i w:val="0"/>
-          <w:color w:val="1A2238"/>
-          <w:sz w:val="21"/>
-        </w:rPr>
-        <w:t>Creación de nuevas ciudades industriales en Pisco y Chimbote, diseñadas por urbanistas con calidad de vida, con influencia geográfica en zonas del interior, horarios de 8h + 4h de sobretiempo y esquema salarial con horas extras sin IR ni AFP.</w:t>
-      </w:r>
-    </w:p>
-    <w:p>
-      <w:r>
-        <w:rPr>
-          <w:rFonts w:ascii="Calibri" w:hAnsi="Calibri"/>
-          <w:b/>
-          <w:i w:val="0"/>
-          <w:color w:val="1A2238"/>
-          <w:sz w:val="21"/>
-        </w:rPr>
-        <w:t xml:space="preserve">Soberanía sobre el Cobre (OPPC): </w:t>
-      </w:r>
-      <w:r>
-        <w:rPr>
-          <w:rFonts w:ascii="Calibri" w:hAnsi="Calibri"/>
-          <w:b w:val="0"/>
-          <w:i w:val="0"/>
-          <w:color w:val="1A2238"/>
-          <w:sz w:val="21"/>
-        </w:rPr>
-        <w:t>Creación de la OPPC (Organización de Países Productores de Cobre) integrada por Perú, Chile, R.D. Congo, Zambia, Indonesia, Kazajistán y México (626 millones de personas, 63% de la producción mundial = 14.4 millones t/año), inspirada en la CIPEC (1967-1982). Cobro de arancel directo adicional de US$ 7,700/t para capturar más valor (US$ 18,736 MM adicionales para Perú; US$ 110,800 MM adicionales globales).</w:t>
-      </w:r>
-    </w:p>
-    <w:p>
-      <w:r>
-        <w:rPr>
-          <w:rFonts w:ascii="Calibri" w:hAnsi="Calibri"/>
-          <w:b/>
-          <w:i w:val="0"/>
-          <w:color w:val="1A2238"/>
-          <w:sz w:val="21"/>
-        </w:rPr>
-        <w:t xml:space="preserve">Formalización (Cadena de Formalidad): </w:t>
-      </w:r>
-      <w:r>
-        <w:rPr>
-          <w:rFonts w:ascii="Calibri" w:hAnsi="Calibri"/>
-          <w:b w:val="0"/>
-          <w:i w:val="0"/>
-          <w:color w:val="1A2238"/>
-          <w:sz w:val="21"/>
-        </w:rPr>
-        <w:t>Incorporar al sistema a los 12'600,000 trabajadores informales premiando en lugar de castigar: orientación, asesoría, trámites y tasas de interés favorables, generando una cadena de formalidad.</w:t>
-      </w:r>
-    </w:p>
-    <w:p>
-      <w:r>
-        <w:rPr>
-          <w:rFonts w:ascii="Calibri" w:hAnsi="Calibri"/>
-          <w:b/>
-          <w:i w:val="0"/>
-          <w:color w:val="D91023"/>
-          <w:sz w:val="26"/>
-        </w:rPr>
-        <w:t>Metas 2050</w:t>
+        <w:t>VI · Hitos de los primeros 100 días de Gobierno</w:t>
       </w:r>
     </w:p>
     <w:p>
@@ -3231,7 +3404,17 @@
           <w:color w:val="1A2238"/>
           <w:sz w:val="21"/>
         </w:rPr>
-        <w:t>Multiplicar por casi 30 las exportaciones metalmecánicas: de US$ 712 MM (2024) a US$ 20,000 MM en 2035 (escenario con industria).</w:t>
+        <w:t>Convocatoria diplomática para la OPPC: iniciar cumbres bilaterales inmediatas con Chile, Zambia y la R.D. del Congo para la firma del tratado fundacional de la OPPC. El boom de demanda de cobre es temporal (estimado en 20-25 años antes de reemplazos tecnológicos), por lo que se debe actuar de inmediato para asegurar la fuente de financiamiento del plan.</w:t>
+      </w:r>
+      <w:r>
+        <w:rPr>
+          <w:rFonts w:ascii="Calibri" w:hAnsi="Calibri"/>
+          <w:b w:val="0"/>
+          <w:i/>
+          <w:color w:val="B8840E"/>
+          <w:sz w:val="17"/>
+        </w:rPr>
+        <w:t xml:space="preserve">  [Orientación]</w:t>
       </w:r>
     </w:p>
     <w:p>
@@ -3246,7 +3429,17 @@
           <w:color w:val="1A2238"/>
           <w:sz w:val="21"/>
         </w:rPr>
-        <w:t>Elevar las exportaciones totales de US$ 74,600 MM (2024) a US$ 131,700 MM en 2035 con industria (vs US$ 113,700 MM en proyección sin industria).</w:t>
+        <w:t>Lanzamiento del Programa Alimentario y de Infraestructura Escolar: asignación del presupuesto inicial (apalancado con el bajo nivel de endeudamiento nacional actual, 33%) para iniciar la alimentación de madres y niños, la construcción de escuelas y la instalación de agua/desagüe. La inversión en capital humano no admite demoras burocráticas porque un niño que nace con desnutrición tendrá daños irreversibles.</w:t>
+      </w:r>
+      <w:r>
+        <w:rPr>
+          <w:rFonts w:ascii="Calibri" w:hAnsi="Calibri"/>
+          <w:b w:val="0"/>
+          <w:i/>
+          <w:color w:val="B8840E"/>
+          <w:sz w:val="17"/>
+        </w:rPr>
+        <w:t xml:space="preserve">  [Inversión]</w:t>
       </w:r>
     </w:p>
     <w:p>
@@ -3261,7 +3454,29 @@
           <w:color w:val="1A2238"/>
           <w:sz w:val="21"/>
         </w:rPr>
-        <w:t>Atender al 100% del segmento E (10 millones de personas, 6 millones niños) en alimentación, agua, desagüe, educación y salud en un horizonte de 30 años.</w:t>
+        <w:t>Modificación de la Ley de Donaciones Educativas y Fomento Industrial: cambiar la ley de aportes a universidades para que el 10% donado por la empresa privada se deduzca del resultado final del año y no antes del reparto de utilidades de los trabajadores; promulgar directivas que exijan transferencia tecnológica y prohíban compras militares/navales 'llave en mano' al extranjero, asegurando que el gasto público se quede en la economía peruana.</w:t>
+      </w:r>
+      <w:r>
+        <w:rPr>
+          <w:rFonts w:ascii="Calibri" w:hAnsi="Calibri"/>
+          <w:b w:val="0"/>
+          <w:i/>
+          <w:color w:val="B8840E"/>
+          <w:sz w:val="17"/>
+        </w:rPr>
+        <w:t xml:space="preserve">  [Regulación]</w:t>
+      </w:r>
+    </w:p>
+    <w:p>
+      <w:r>
+        <w:rPr>
+          <w:rFonts w:ascii="Calibri" w:hAnsi="Calibri"/>
+          <w:b/>
+          <w:i w:val="0"/>
+          <w:color w:val="D91023"/>
+          <w:sz w:val="26"/>
+        </w:rPr>
+        <w:t>VII · Articulación con el Acuerdo Nacional y el PEDN al 2050</w:t>
       </w:r>
     </w:p>
     <w:p>
@@ -3276,7 +3491,7 @@
           <w:color w:val="1A2238"/>
           <w:sz w:val="21"/>
         </w:rPr>
-        <w:t>Construir 84 escuelas técnicas metalmecánicas (28/año en 3 años) y formar 49,590 alumnos técnicos por año.</w:t>
+        <w:t>Política 10 (Reducción de la pobreza y extrema pobreza): inversión directa de más de US$ 7,000 millones anuales iniciales en alimentación, agua y salud para los 10 millones de peruanos del Segmento E, sacándolos del asistencialismo y preparándolos para la productividad.</w:t>
       </w:r>
     </w:p>
     <w:p>
@@ -3291,7 +3506,7 @@
           <w:color w:val="1A2238"/>
           <w:sz w:val="21"/>
         </w:rPr>
-        <w:t>Construir 431 postas médicas cada 5 años (1 posta por cada 7,000 personas).</w:t>
+        <w:t>Política 15 (Promoción de la competitividad y formalización): al crear industrias de manufactura compleja (vehículos, trenes, barcos), se obliga a la cadena de suministro (MYPES hoy informales) a formalizarse para proveer al sector metalmecánico.</w:t>
       </w:r>
     </w:p>
     <w:p>
@@ -3306,7 +3521,7 @@
           <w:color w:val="1A2238"/>
           <w:sz w:val="21"/>
         </w:rPr>
-        <w:t>Cerrar la brecha de agua para 3'300,000 personas y de desagüe para 6'400,000 personas.</w:t>
+        <w:t>PEDN ON 1 (Pleno desarrollo de las capacidades de las personas): capacitación de 20,000 maestros anuales en el extranjero y construcción de 28 escuelas técnicas al año con viáticos completos para alumnos.</w:t>
       </w:r>
     </w:p>
     <w:p>
@@ -3321,7 +3536,19 @@
           <w:color w:val="1A2238"/>
           <w:sz w:val="21"/>
         </w:rPr>
-        <w:t>Formar profesores escolares y universitarios en universidades europeas (2 años) y sumar 152,850 profesores adicionales al año 15.</w:t>
+        <w:t>PEDN ON 3 (Elevada competitividad y productividad con empleo digno): el salto de exportar US$ 712 millones a US$ 20,000 millones en metalmecánica generará cientos de miles de empleos dignos, reteniendo el talento peruano que hoy emigra enviando remesas.</w:t>
+      </w:r>
+    </w:p>
+    <w:p>
+      <w:r>
+        <w:rPr>
+          <w:rFonts w:ascii="Calibri" w:hAnsi="Calibri"/>
+          <w:b/>
+          <w:i w:val="0"/>
+          <w:color w:val="D91023"/>
+          <w:sz w:val="26"/>
+        </w:rPr>
+        <w:t>VIII · Articulación con los Programas Presupuestales</w:t>
       </w:r>
     </w:p>
     <w:p>
@@ -3336,7 +3563,7 @@
           <w:color w:val="1A2238"/>
           <w:sz w:val="21"/>
         </w:rPr>
-        <w:t>Crear la OPPC para capturar US$ 18,736 MM adicionales de cobre para el Perú vía arancel directo de US$ 7,700/t.</w:t>
+        <w:t>PP 0001 / PP 0002: Programa Articulado Nutricional y Programa de Salud Materno Neonatal — fondos reestructurados para nutrición de madres gestantes y niños del sector E y construcción de postas médicas, proveyendo US$ 5.40 diarios por individuo.</w:t>
       </w:r>
     </w:p>
     <w:p>
@@ -3351,19 +3578,7 @@
           <w:color w:val="1A2238"/>
           <w:sz w:val="21"/>
         </w:rPr>
-        <w:t>Fabricar 200 mil vehículos y 1 millón de llantas/aros, generando 100 mil empleos directos e indirectos e ingresando US$ 2,000 MM a la economía.</w:t>
-      </w:r>
-    </w:p>
-    <w:p>
-      <w:r>
-        <w:rPr>
-          <w:rFonts w:ascii="Calibri" w:hAnsi="Calibri"/>
-          <w:b/>
-          <w:i w:val="0"/>
-          <w:color w:val="D91023"/>
-          <w:sz w:val="26"/>
-        </w:rPr>
-        <w:t>Acciones e iniciativas</w:t>
+        <w:t>PP 0090: Logros de Aprendizaje de Estudiantes de la Educación Básica Regular — formación de 20,000 docentes en el exterior e infraestructura de 440 colegios anuales.</w:t>
       </w:r>
     </w:p>
     <w:p>
@@ -3378,7 +3593,7 @@
           <w:color w:val="1A2238"/>
           <w:sz w:val="21"/>
         </w:rPr>
-        <w:t>Lanzar un Plan Nacional de Desarrollo con direccionamiento y créditos para impulsar y fortalecer industrias metalmecánicas con diseño y tecnología propios.</w:t>
+        <w:t>PP 0147: Fortalecimiento de la Educación Superior Tecnológica — creación de 28 institutos técnicos anuales.</w:t>
       </w:r>
     </w:p>
     <w:p>
@@ -3393,13 +3608,32 @@
           <w:color w:val="1A2238"/>
           <w:sz w:val="21"/>
         </w:rPr>
-        <w:t>Crear la OPPC (Organización de Países Productores de Cobre) con Perú, Chile, R.D. Congo, Zambia, Indonesia, Kazajistán y México, cobrando arancel directo adicional de US$ 7,700/t.</w:t>
+        <w:t>PP 0137: Desarrollo de la ciencia, tecnología e innovación — fomento de astilleros, fabricación ferroviaria y automotriz, con fondos para ingeniería inversa y creación tecnológica nacional.</w:t>
       </w:r>
     </w:p>
     <w:p>
-      <w:pPr>
-        <w:pStyle w:val="ListBullet"/>
-      </w:pPr>
+      <w:r>
+        <w:rPr>
+          <w:rFonts w:ascii="Calibri" w:hAnsi="Calibri"/>
+          <w:b/>
+          <w:i w:val="0"/>
+          <w:color w:val="D91023"/>
+          <w:sz w:val="26"/>
+        </w:rPr>
+        <w:t>Pilares de la estrategia</w:t>
+      </w:r>
+    </w:p>
+    <w:p>
+      <w:r>
+        <w:rPr>
+          <w:rFonts w:ascii="Calibri" w:hAnsi="Calibri"/>
+          <w:b/>
+          <w:i w:val="0"/>
+          <w:color w:val="1A2238"/>
+          <w:sz w:val="21"/>
+        </w:rPr>
+        <w:t xml:space="preserve">Desarrollo Humano Integral: </w:t>
+      </w:r>
       <w:r>
         <w:rPr>
           <w:rFonts w:ascii="Calibri" w:hAnsi="Calibri"/>
@@ -3408,13 +3642,20 @@
           <w:color w:val="1A2238"/>
           <w:sz w:val="21"/>
         </w:rPr>
-        <w:t>Construir nuevas ciudades industriales en Pisco y Chimbote, diseñadas por urbanistas con calidad de vida e influencia en zonas del interior.</w:t>
+        <w:t>Cierre total de brechas en alimentación, salud, agua, desagüe y educación (escolar y técnica) para las poblaciones vulnerables, creando al 'nuevo peruano'.</w:t>
       </w:r>
     </w:p>
     <w:p>
-      <w:pPr>
-        <w:pStyle w:val="ListBullet"/>
-      </w:pPr>
+      <w:r>
+        <w:rPr>
+          <w:rFonts w:ascii="Calibri" w:hAnsi="Calibri"/>
+          <w:b/>
+          <w:i w:val="0"/>
+          <w:color w:val="1A2238"/>
+          <w:sz w:val="21"/>
+        </w:rPr>
+        <w:t xml:space="preserve">Industrialización Nacional: </w:t>
+      </w:r>
       <w:r>
         <w:rPr>
           <w:rFonts w:ascii="Calibri" w:hAnsi="Calibri"/>
@@ -3423,13 +3664,20 @@
           <w:color w:val="1A2238"/>
           <w:sz w:val="21"/>
         </w:rPr>
-        <w:t>Desarrollar industrias estratégicas de soporte: acero (acerías, aceros especiales, estructurales, forjas, planchas), metalmecánica especializada y petroquímica.</w:t>
+        <w:t>Desarrollo de industrias metalmecánicas de primer orden (fabricación naval, ferroviaria, militar y automotriz) con tecnología y diseños propios, exportando valor agregado.</w:t>
       </w:r>
     </w:p>
     <w:p>
-      <w:pPr>
-        <w:pStyle w:val="ListBullet"/>
-      </w:pPr>
+      <w:r>
+        <w:rPr>
+          <w:rFonts w:ascii="Calibri" w:hAnsi="Calibri"/>
+          <w:b/>
+          <w:i w:val="0"/>
+          <w:color w:val="1A2238"/>
+          <w:sz w:val="21"/>
+        </w:rPr>
+        <w:t xml:space="preserve">Financiamiento Estratégico (OPPC): </w:t>
+      </w:r>
       <w:r>
         <w:rPr>
           <w:rFonts w:ascii="Calibri" w:hAnsi="Calibri"/>
@@ -3438,142 +3686,7 @@
           <w:color w:val="1A2238"/>
           <w:sz w:val="21"/>
         </w:rPr>
-        <w:t>Impulsar fabricaciones navales, ferroviarias y de equipos militares orientadas a la exportación.</w:t>
-      </w:r>
-    </w:p>
-    <w:p>
-      <w:pPr>
-        <w:pStyle w:val="ListBullet"/>
-      </w:pPr>
-      <w:r>
-        <w:rPr>
-          <w:rFonts w:ascii="Calibri" w:hAnsi="Calibri"/>
-          <w:b w:val="0"/>
-          <w:i w:val="0"/>
-          <w:color w:val="1A2238"/>
-          <w:sz w:val="21"/>
-        </w:rPr>
-        <w:t>Ejecutar el programa de alimentación para madres y niños del segmento E (US$ 5.40/día, 360 días) con inversión escalonada decreciente.</w:t>
-      </w:r>
-    </w:p>
-    <w:p>
-      <w:pPr>
-        <w:pStyle w:val="ListBullet"/>
-      </w:pPr>
-      <w:r>
-        <w:rPr>
-          <w:rFonts w:ascii="Calibri" w:hAnsi="Calibri"/>
-          <w:b w:val="0"/>
-          <w:i w:val="0"/>
-          <w:color w:val="1A2238"/>
-          <w:sz w:val="21"/>
-        </w:rPr>
-        <w:t>Instalar agua y desagüe (costo US$ 2,520 agua / US$ 1,000 desagüe por familia) con inversión anual de US$ 477'360,000.</w:t>
-      </w:r>
-    </w:p>
-    <w:p>
-      <w:pPr>
-        <w:pStyle w:val="ListBullet"/>
-      </w:pPr>
-      <w:r>
-        <w:rPr>
-          <w:rFonts w:ascii="Calibri" w:hAnsi="Calibri"/>
-          <w:b w:val="0"/>
-          <w:i w:val="0"/>
-          <w:color w:val="1A2238"/>
-          <w:sz w:val="21"/>
-        </w:rPr>
-        <w:t>Construir y equipar colegios públicos (440-780/año) con inversión anual de US$ 3,161'400,000; dotar libros, útiles, uniformes y laptops.</w:t>
-      </w:r>
-    </w:p>
-    <w:p>
-      <w:pPr>
-        <w:pStyle w:val="ListBullet"/>
-      </w:pPr>
-      <w:r>
-        <w:rPr>
-          <w:rFonts w:ascii="Calibri" w:hAnsi="Calibri"/>
-          <w:b w:val="0"/>
-          <w:i w:val="0"/>
-          <w:color w:val="1A2238"/>
-          <w:sz w:val="21"/>
-        </w:rPr>
-        <w:t>Contratar y formar profesores escolares (8,857/año) y universitarios (1,333/año), con 20 mil profesores/año formados en universidades europeas durante 2 años y sueldos de ~US$ 2,500.</w:t>
-      </w:r>
-    </w:p>
-    <w:p>
-      <w:pPr>
-        <w:pStyle w:val="ListBullet"/>
-      </w:pPr>
-      <w:r>
-        <w:rPr>
-          <w:rFonts w:ascii="Calibri" w:hAnsi="Calibri"/>
-          <w:b w:val="0"/>
-          <w:i w:val="0"/>
-          <w:color w:val="1A2238"/>
-          <w:sz w:val="21"/>
-        </w:rPr>
-        <w:t>Construir 28 escuelas técnicas metalmecánicas/año (US$ 16'400,000 c/u) durante 3 años y formar 4,984 profesores técnicos en el extranjero (2 años).</w:t>
-      </w:r>
-    </w:p>
-    <w:p>
-      <w:pPr>
-        <w:pStyle w:val="ListBullet"/>
-      </w:pPr>
-      <w:r>
-        <w:rPr>
-          <w:rFonts w:ascii="Calibri" w:hAnsi="Calibri"/>
-          <w:b w:val="0"/>
-          <w:i w:val="0"/>
-          <w:color w:val="1A2238"/>
-          <w:sz w:val="21"/>
-        </w:rPr>
-        <w:t>Construir 431 postas médicas cada 5 años (US$ 1'500,000 c/u) con personal, medicinas y mantenimiento.</w:t>
-      </w:r>
-    </w:p>
-    <w:p>
-      <w:pPr>
-        <w:pStyle w:val="ListBullet"/>
-      </w:pPr>
-      <w:r>
-        <w:rPr>
-          <w:rFonts w:ascii="Calibri" w:hAnsi="Calibri"/>
-          <w:b w:val="0"/>
-          <w:i w:val="0"/>
-          <w:color w:val="1A2238"/>
-          <w:sz w:val="21"/>
-        </w:rPr>
-        <w:t>Incorporar a los 12'600,000 informales con una cadena de formalidad: orientación, asesoría, trámites y tasas de interés (premiar, no castigar).</w:t>
-      </w:r>
-    </w:p>
-    <w:p>
-      <w:pPr>
-        <w:pStyle w:val="ListBullet"/>
-      </w:pPr>
-      <w:r>
-        <w:rPr>
-          <w:rFonts w:ascii="Calibri" w:hAnsi="Calibri"/>
-          <w:b w:val="0"/>
-          <w:i w:val="0"/>
-          <w:color w:val="1A2238"/>
-          <w:sz w:val="21"/>
-        </w:rPr>
-        <w:t>Financiar la industrialización con dinero del exterior, bancos extranjeros sin condicionamientos e inversionistas con traslado de tecnología, garantizando seguridad jurídica y tributaria.</w:t>
-      </w:r>
-    </w:p>
-    <w:p>
-      <w:pPr>
-        <w:pStyle w:val="ListBullet"/>
-      </w:pPr>
-      <w:r>
-        <w:rPr>
-          <w:rFonts w:ascii="Calibri" w:hAnsi="Calibri"/>
-          <w:b w:val="0"/>
-          <w:i w:val="0"/>
-          <w:color w:val="1A2238"/>
-          <w:sz w:val="21"/>
-        </w:rPr>
-        <w:t>Difundir la ley de aportes económicos a centros educativos y acercar empresas privadas y profesionales a la academia.</w:t>
+        <w:t>Creación de la Organización de Países Productores de Cobre para implementar un arancel global que financie el desarrollo social del país.</w:t>
       </w:r>
     </w:p>
     <w:p>
@@ -3597,7 +3710,7 @@
           <w:color w:val="1A2238"/>
           <w:sz w:val="21"/>
         </w:rPr>
-        <w:t>Industrializar el Perú en el sector metalmecánico es la única salida que queda, porque el crecimiento económico proyectado no alcanza ni alcanzará y la demanda de cobre podría caer en 25 años. Para ello debe constituirse en el más corto plazo la OPPC (las condiciones se dan ahora) y asumirse la obligación moral de garantizar el desarrollo humano del segmento E con educación de primer nivel para su inserción en el sistema económico. "No entreguemos a manos extranjeras lo que podemos fabricar en el Perú; los únicos que podemos cambiar el Perú somos nosotros": se requiere organizarse y participar activamente, siendo la fuerza moral y profesional que apoye al gobierno de turno.</w:t>
+        <w:t>Priorizar en los primeros 100 días la convocatoria diplomática para constituir la OPPC y el lanzamiento simultáneo del Programa Alimentario e Infraestructura Escolar, aprovechando la ventana temporal del boom de demanda de cobre (20-25 años) y el bajo endeudamiento nacional (33%) para apalancar el financiamiento del desarrollo humano e industrial sin afectar la economía mundial.</w:t>
       </w:r>
     </w:p>
     <w:p/>
